--- a/Documentación.docx
+++ b/Documentación.docx
@@ -3,11 +3,12 @@
 <w:document xmlns:wpc="http://schemas.microsoft.com/office/word/2010/wordprocessingCanvas" xmlns:cx="http://schemas.microsoft.com/office/drawing/2014/chartex" xmlns:cx1="http://schemas.microsoft.com/office/drawing/2015/9/8/chartex" xmlns:cx2="http://schemas.microsoft.com/office/drawing/2015/10/21/chartex" xmlns:cx3="http://schemas.microsoft.com/office/drawing/2016/5/9/chartex" xmlns:cx4="http://schemas.microsoft.com/office/drawing/2016/5/10/chartex" xmlns:cx5="http://schemas.microsoft.com/office/drawing/2016/5/11/chartex" xmlns:cx6="http://schemas.microsoft.com/office/drawing/2016/5/12/chartex" xmlns:cx7="http://schemas.microsoft.com/office/drawing/2016/5/13/chartex" xmlns:cx8="http://schemas.microsoft.com/office/drawing/2016/5/14/chartex" xmlns:mc="http://schemas.openxmlformats.org/markup-compatibility/2006" xmlns:aink="http://schemas.microsoft.com/office/drawing/2016/ink" xmlns:am3d="http://schemas.microsoft.com/office/drawing/2017/model3d" xmlns:o="urn:schemas-microsoft-com:office:office" xmlns:oel="http://schemas.microsoft.com/office/2019/extlst" xmlns:r="http://schemas.openxmlformats.org/officeDocument/2006/relationships" xmlns:m="http://schemas.openxmlformats.org/officeDocument/2006/math" xmlns:v="urn:schemas-microsoft-com:vml" xmlns:wp14="http://schemas.microsoft.com/office/word/2010/wordprocessingDrawing" xmlns:wp="http://schemas.openxmlformats.org/drawingml/2006/wordprocessingDrawing" xmlns:w10="urn:schemas-microsoft-com:office:word" xmlns:w="http://schemas.openxmlformats.org/wordprocessingml/2006/main" xmlns:w14="http://schemas.microsoft.com/office/word/2010/wordml" xmlns:w15="http://schemas.microsoft.com/office/word/2012/wordml" xmlns:w16cex="http://schemas.microsoft.com/office/word/2018/wordml/cex" xmlns:w16cid="http://schemas.microsoft.com/office/word/2016/wordml/cid" xmlns:w16="http://schemas.microsoft.com/office/word/2018/wordml" xmlns:w16du="http://schemas.microsoft.com/office/word/2023/wordml/word16du" xmlns:w16sdtdh="http://schemas.microsoft.com/office/word/2020/wordml/sdtdatahash" xmlns:w16sdtfl="http://schemas.microsoft.com/office/word/2024/wordml/sdtformatlock" xmlns:w16se="http://schemas.microsoft.com/office/word/2015/wordml/symex" xmlns:wpg="http://schemas.microsoft.com/office/word/2010/wordprocessingGroup" xmlns:wpi="http://schemas.microsoft.com/office/word/2010/wordprocessingInk" xmlns:wne="http://schemas.microsoft.com/office/word/2006/wordml" xmlns:wps="http://schemas.microsoft.com/office/word/2010/wordprocessingShape" mc:Ignorable="w14 w15 w16se w16cid w16 w16cex w16sdtdh w16sdtfl w16du wp14">
   <w:body>
     <w:p>
-      <w:pPr>
+      <w:r>
         <w:rPr>
           <w:lang w:val="en-US"/>
         </w:rPr>
-      </w:pPr>
+        <w:t>njhj</w:t>
+      </w:r>
     </w:p>
     <w:sectPr>
       <w:headerReference w:type="default" r:id="rId6"/>
@@ -1094,6 +1095,54 @@
       <w:spacing w:val="5"/>
     </w:rPr>
   </w:style>
+  <w:style w:type="paragraph" w:styleId="Encabezado">
+    <w:name w:val="header"/>
+    <w:basedOn w:val="Normal"/>
+    <w:link w:val="EncabezadoCar"/>
+    <w:uiPriority w:val="99"/>
+    <w:semiHidden/>
+    <w:unhideWhenUsed/>
+    <w:rsid w:val="00E25BEA"/>
+    <w:pPr>
+      <w:tabs>
+        <w:tab w:val="center" w:pos="4680"/>
+        <w:tab w:val="right" w:pos="9360"/>
+      </w:tabs>
+      <w:spacing w:after="0" w:line="240" w:lineRule="auto"/>
+    </w:pPr>
+  </w:style>
+  <w:style w:type="character" w:customStyle="1" w:styleId="EncabezadoCar">
+    <w:name w:val="Encabezado Car"/>
+    <w:basedOn w:val="Fuentedeprrafopredeter"/>
+    <w:link w:val="Encabezado"/>
+    <w:uiPriority w:val="99"/>
+    <w:semiHidden/>
+    <w:rsid w:val="00E25BEA"/>
+  </w:style>
+  <w:style w:type="paragraph" w:styleId="Piedepgina">
+    <w:name w:val="footer"/>
+    <w:basedOn w:val="Normal"/>
+    <w:link w:val="PiedepginaCar"/>
+    <w:uiPriority w:val="99"/>
+    <w:semiHidden/>
+    <w:unhideWhenUsed/>
+    <w:rsid w:val="00E25BEA"/>
+    <w:pPr>
+      <w:tabs>
+        <w:tab w:val="center" w:pos="4680"/>
+        <w:tab w:val="right" w:pos="9360"/>
+      </w:tabs>
+      <w:spacing w:after="0" w:line="240" w:lineRule="auto"/>
+    </w:pPr>
+  </w:style>
+  <w:style w:type="character" w:customStyle="1" w:styleId="PiedepginaCar">
+    <w:name w:val="Pie de página Car"/>
+    <w:basedOn w:val="Fuentedeprrafopredeter"/>
+    <w:link w:val="Piedepgina"/>
+    <w:uiPriority w:val="99"/>
+    <w:semiHidden/>
+    <w:rsid w:val="00E25BEA"/>
+  </w:style>
   <w:style w:type="table" w:styleId="Tablaconcuadrcula">
     <w:name w:val="Table Grid"/>
     <w:basedOn w:val="Tablanormal"/>

--- a/Documentación.docx
+++ b/Documentación.docx
@@ -3,12 +3,11 @@
 <w:document xmlns:wpc="http://schemas.microsoft.com/office/word/2010/wordprocessingCanvas" xmlns:cx="http://schemas.microsoft.com/office/drawing/2014/chartex" xmlns:cx1="http://schemas.microsoft.com/office/drawing/2015/9/8/chartex" xmlns:cx2="http://schemas.microsoft.com/office/drawing/2015/10/21/chartex" xmlns:cx3="http://schemas.microsoft.com/office/drawing/2016/5/9/chartex" xmlns:cx4="http://schemas.microsoft.com/office/drawing/2016/5/10/chartex" xmlns:cx5="http://schemas.microsoft.com/office/drawing/2016/5/11/chartex" xmlns:cx6="http://schemas.microsoft.com/office/drawing/2016/5/12/chartex" xmlns:cx7="http://schemas.microsoft.com/office/drawing/2016/5/13/chartex" xmlns:cx8="http://schemas.microsoft.com/office/drawing/2016/5/14/chartex" xmlns:mc="http://schemas.openxmlformats.org/markup-compatibility/2006" xmlns:aink="http://schemas.microsoft.com/office/drawing/2016/ink" xmlns:am3d="http://schemas.microsoft.com/office/drawing/2017/model3d" xmlns:o="urn:schemas-microsoft-com:office:office" xmlns:oel="http://schemas.microsoft.com/office/2019/extlst" xmlns:r="http://schemas.openxmlformats.org/officeDocument/2006/relationships" xmlns:m="http://schemas.openxmlformats.org/officeDocument/2006/math" xmlns:v="urn:schemas-microsoft-com:vml" xmlns:wp14="http://schemas.microsoft.com/office/word/2010/wordprocessingDrawing" xmlns:wp="http://schemas.openxmlformats.org/drawingml/2006/wordprocessingDrawing" xmlns:w10="urn:schemas-microsoft-com:office:word" xmlns:w="http://schemas.openxmlformats.org/wordprocessingml/2006/main" xmlns:w14="http://schemas.microsoft.com/office/word/2010/wordml" xmlns:w15="http://schemas.microsoft.com/office/word/2012/wordml" xmlns:w16cex="http://schemas.microsoft.com/office/word/2018/wordml/cex" xmlns:w16cid="http://schemas.microsoft.com/office/word/2016/wordml/cid" xmlns:w16="http://schemas.microsoft.com/office/word/2018/wordml" xmlns:w16du="http://schemas.microsoft.com/office/word/2023/wordml/word16du" xmlns:w16sdtdh="http://schemas.microsoft.com/office/word/2020/wordml/sdtdatahash" xmlns:w16sdtfl="http://schemas.microsoft.com/office/word/2024/wordml/sdtformatlock" xmlns:w16se="http://schemas.microsoft.com/office/word/2015/wordml/symex" xmlns:wpg="http://schemas.microsoft.com/office/word/2010/wordprocessingGroup" xmlns:wpi="http://schemas.microsoft.com/office/word/2010/wordprocessingInk" xmlns:wne="http://schemas.microsoft.com/office/word/2006/wordml" xmlns:wps="http://schemas.microsoft.com/office/word/2010/wordprocessingShape" mc:Ignorable="w14 w15 w16se w16cid w16 w16cex w16sdtdh w16sdtfl w16du wp14">
   <w:body>
     <w:p>
-      <w:r>
+      <w:pPr>
         <w:rPr>
           <w:lang w:val="en-US"/>
         </w:rPr>
-        <w:t>njhj</w:t>
-      </w:r>
+      </w:pPr>
     </w:p>
     <w:sectPr>
       <w:headerReference w:type="default" r:id="rId6"/>

--- a/Documentación.docx
+++ b/Documentación.docx
@@ -8,6 +8,295 @@
           <w:lang w:val="en-US"/>
         </w:rPr>
       </w:pPr>
+    </w:p>
+    <w:p>
+      <w:r>
+        <w:rPr>
+          <w:lang w:val="en-US"/>
+        </w:rPr>
+        <w:t>MANUAL DE USUARIO</w:t>
+      </w:r>
+    </w:p>
+    <w:p>
+      <w:r>
+        <w:rPr>
+          <w:lang w:val="en-US"/>
+        </w:rPr>
+        <w:t>Plataforma de Visualización Educativa INE 2024</w:t>
+      </w:r>
+    </w:p>
+    <w:p>
+      <w:r>
+        <w:rPr>
+          <w:lang w:val="en-US"/>
+        </w:rPr>
+        <w:t>Esta aplicación fue creada para que cualquier ciudadano, maestro, padre de familia o investigador pueda entender la realidad de la educación en Guatemala de forma fácil, visual y sin complicaciones técnicas. La plataforma se estructura en 4 secciones principales para una navegación clara y simple.</w:t>
+      </w:r>
+    </w:p>
+    <w:p>
+      <w:pPr>
+        <w:rPr>
+          <w:lang w:val="en-US"/>
+        </w:rPr>
+      </w:pPr>
+    </w:p>
+    <w:p>
+      <w:pPr>
+        <w:rPr>
+          <w:lang w:val="en-US"/>
+        </w:rPr>
+      </w:pPr>
+    </w:p>
+    <w:p>
+      <w:r>
+        <w:rPr>
+          <w:lang w:val="en-US"/>
+        </w:rPr>
+        <w:t>Sección 1: Inicio / Panorama Nacional</w:t>
+      </w:r>
+    </w:p>
+    <w:p>
+      <w:r>
+        <w:rPr>
+          <w:lang w:val="en-US"/>
+        </w:rPr>
+        <w:t>Al ingresar a la aplicación, observarás la "fotografía general" del sistema educativo del país.</w:t>
+      </w:r>
+    </w:p>
+    <w:p>
+      <w:r>
+        <w:rPr>
+          <w:lang w:val="en-US"/>
+        </w:rPr>
+        <w:t xml:space="preserve"> </w:t>
+      </w:r>
+    </w:p>
+    <w:p>
+      <w:r>
+        <w:rPr>
+          <w:lang w:val="en-US"/>
+        </w:rPr>
+        <w:t>Resumen Grande y Legible: En la parte superior verás tarjetas de impacto con los números clave del año: el volumen de matrícula total, la tasa de promoción y la tasa de retiro o abandono escolar.</w:t>
+      </w:r>
+    </w:p>
+    <w:p>
+      <w:r>
+        <w:rPr>
+          <w:lang w:val="en-US"/>
+        </w:rPr>
+        <w:t>Insights Clave: Un recuadro destacado te mostrará de forma automática entre 3 y 4 conclusiones explicadas en texto humano y sencillo, ayudándote a entender el impacto de los datos del día.</w:t>
+      </w:r>
+    </w:p>
+    <w:p>
+      <w:r>
+        <w:rPr>
+          <w:lang w:val="en-US"/>
+        </w:rPr>
+        <w:t>Mapa Interactivo de Guatemala: Un mapa del país coloreado por indicadores críticos. Los departamentos pintados con tonos rojos más intensos te alertarán visualmente dónde se encuentran las tasas más altas de deserción o no promoción.</w:t>
+      </w:r>
+    </w:p>
+    <w:p>
+      <w:pPr>
+        <w:rPr>
+          <w:lang w:val="en-US"/>
+        </w:rPr>
+      </w:pPr>
+    </w:p>
+    <w:p>
+      <w:r>
+        <w:rPr>
+          <w:lang w:val="en-US"/>
+        </w:rPr>
+        <w:t>Sección 2: Explorar por Departamento</w:t>
+      </w:r>
+    </w:p>
+    <w:p>
+      <w:r>
+        <w:rPr>
+          <w:lang w:val="en-US"/>
+        </w:rPr>
+        <w:t>Si deseas investigar a fondo qué está pasando en una región específica, esta sección te permite descentralizar la información.</w:t>
+      </w:r>
+    </w:p>
+    <w:p>
+      <w:r>
+        <w:rPr>
+          <w:lang w:val="en-US"/>
+        </w:rPr>
+        <w:t>Selector de Departamento: Utiliza la barra desplegable o haz clic directo sobre cualquier departamento en el mapa interactivo.</w:t>
+      </w:r>
+    </w:p>
+    <w:p>
+      <w:r>
+        <w:rPr>
+          <w:lang w:val="en-US"/>
+        </w:rPr>
+        <w:t>El Comparador Automático: Al elegir una región, el sistema generará automáticamente un gráfico comparativo frente al promedio nacional. Sabrás al instante si los indicadores del departamento están por encima o por debajo de la media del país.</w:t>
+      </w:r>
+    </w:p>
+    <w:p>
+      <w:pPr>
+        <w:rPr>
+          <w:lang w:val="en-US"/>
+        </w:rPr>
+      </w:pPr>
+    </w:p>
+    <w:p>
+      <w:r>
+        <w:rPr>
+          <w:lang w:val="en-US"/>
+        </w:rPr>
+        <w:t>Traducción de Datos: Cada gráfico incluye un párrafo corto debajo que te explica en palabras simples qué significa esa tendencia.</w:t>
+      </w:r>
+    </w:p>
+    <w:p>
+      <w:pPr>
+        <w:rPr>
+          <w:lang w:val="en-US"/>
+        </w:rPr>
+      </w:pPr>
+    </w:p>
+    <w:p>
+      <w:pPr>
+        <w:rPr>
+          <w:lang w:val="en-US"/>
+        </w:rPr>
+      </w:pPr>
+    </w:p>
+    <w:p>
+      <w:r>
+        <w:rPr>
+          <w:lang w:val="en-US"/>
+        </w:rPr>
+        <w:t>Sección 3: Brechas y Desigualdades</w:t>
+      </w:r>
+    </w:p>
+    <w:p>
+      <w:r>
+        <w:rPr>
+          <w:lang w:val="en-US"/>
+        </w:rPr>
+        <w:t>En esta pantalla se visualiza detalladamente dónde se profundiza la crisis social y educativa de Guatemala.</w:t>
+      </w:r>
+    </w:p>
+    <w:p>
+      <w:r>
+        <w:rPr>
+          <w:lang w:val="en-US"/>
+        </w:rPr>
+        <w:t>Pestañas de Contraste: Puedes cambiar el enfoque del análisis navegando por los siguientes criterios:</w:t>
+      </w:r>
+    </w:p>
+    <w:p>
+      <w:r>
+        <w:rPr>
+          <w:lang w:val="en-US"/>
+        </w:rPr>
+        <w:t>Urbano vs. Rural: Compara la abismal diferencia en las oportunidades de retención escolar en el campo frente a la ciudad.</w:t>
+      </w:r>
+    </w:p>
+    <w:p>
+      <w:r>
+        <w:rPr>
+          <w:lang w:val="en-US"/>
+        </w:rPr>
+        <w:t>Público vs. Privado: Analiza cómo se distribuye la matrícula según el sector del establecimiento.</w:t>
+      </w:r>
+    </w:p>
+    <w:p>
+      <w:r>
+        <w:rPr>
+          <w:lang w:val="en-US"/>
+        </w:rPr>
+        <w:t>Por Pueblo de Pertenencia: Identifica las brechas de acceso educativo según la identidad cultural de los estudiantes.</w:t>
+      </w:r>
+    </w:p>
+    <w:p>
+      <w:r>
+        <w:rPr>
+          <w:lang w:val="en-US"/>
+        </w:rPr>
+        <w:t>Trayectoria Escolar (El Embudo Educativo): Observa una gráfica que demuestra cómo la matrícula disminuye drásticamente a medida que los alumnos intentan avanzar desde Preprimaria hacia el Diversificado.</w:t>
+      </w:r>
+    </w:p>
+    <w:p>
+      <w:pPr>
+        <w:rPr>
+          <w:lang w:val="en-US"/>
+        </w:rPr>
+      </w:pPr>
+    </w:p>
+    <w:p>
+      <w:r>
+        <w:rPr>
+          <w:lang w:val="en-US"/>
+        </w:rPr>
+        <w:t>Sección 4: Pregúntale a los datos (Agente Conversacional)</w:t>
+      </w:r>
+    </w:p>
+    <w:p>
+      <w:r>
+        <w:rPr>
+          <w:lang w:val="en-US"/>
+        </w:rPr>
+        <w:t>Si tienes una duda muy específica que no encuentras a simple vista en los gráficos, puedes interactuar directamente con nuestro asistente virtual.</w:t>
+      </w:r>
+    </w:p>
+    <w:p>
+      <w:r>
+        <w:rPr>
+          <w:lang w:val="en-US"/>
+        </w:rPr>
+        <w:t>Chat Simple y Confiable: Escribe tu pregunta con tus propias palabras dentro del cuadro de texto, tal como lo harías en una aplicación de mensajería (Ejemplo: "¿Cuántos estudiantes de primaria hay en Alta Verapaz?" o "¿Por qué la deserción es crítica en el área rural?").</w:t>
+      </w:r>
+    </w:p>
+    <w:p>
+      <w:r>
+        <w:rPr>
+          <w:lang w:val="en-US"/>
+        </w:rPr>
+        <w:t>Respuestas Inteligentes Híbridas: El agente procesará la información y te responderá en lenguaje natural. Además, cuando sea útil para tu consulta, generará de forma automática una gráfica pequeña o un número destacado directamente en la burbuja del chat.</w:t>
+      </w:r>
+    </w:p>
+    <w:p>
+      <w:r>
+        <w:rPr>
+          <w:lang w:val="en-US"/>
+        </w:rPr>
+        <w:t xml:space="preserve"> </w:t>
+      </w:r>
+    </w:p>
+    <w:p>
+      <w:r>
+        <w:rPr>
+          <w:lang w:val="en-US"/>
+        </w:rPr>
+        <w:t xml:space="preserve"> </w:t>
+      </w:r>
+    </w:p>
+    <w:p>
+      <w:r>
+        <w:rPr>
+          <w:lang w:val="en-US"/>
+        </w:rPr>
+        <w:t xml:space="preserve"> </w:t>
+      </w:r>
+    </w:p>
+    <w:p>
+      <w:r>
+        <w:rPr>
+          <w:lang w:val="en-US"/>
+        </w:rPr>
+        <w:t xml:space="preserve"> </w:t>
+      </w:r>
+    </w:p>
+    <w:p>
+      <w:r>
+        <w:rPr>
+          <w:lang w:val="en-US"/>
+        </w:rPr>
+        <w:t>Haz una pregunta</w:t>
+      </w:r>
     </w:p>
     <w:sectPr>
       <w:headerReference w:type="default" r:id="rId6"/>

--- a/Documentación.docx
+++ b/Documentación.docx
@@ -22,37 +22,30 @@
         <w:rPr>
           <w:lang w:val="en-US"/>
         </w:rPr>
-        <w:t>Plataforma de Visualización Educativa INE 2024</w:t>
-      </w:r>
-    </w:p>
-    <w:p>
-      <w:r>
-        <w:rPr>
-          <w:lang w:val="en-US"/>
-        </w:rPr>
-        <w:t>Esta aplicación fue creada para que cualquier ciudadano, maestro, padre de familia o investigador pueda entender la realidad de la educación en Guatemala de forma fácil, visual y sin complicaciones técnicas. La plataforma se estructura en 4 secciones principales para una navegación clara y simple.</w:t>
-      </w:r>
-    </w:p>
-    <w:p>
-      <w:pPr>
-        <w:rPr>
-          <w:lang w:val="en-US"/>
-        </w:rPr>
-      </w:pPr>
-    </w:p>
-    <w:p>
-      <w:pPr>
-        <w:rPr>
-          <w:lang w:val="en-US"/>
-        </w:rPr>
-      </w:pPr>
-    </w:p>
-    <w:p>
-      <w:r>
-        <w:rPr>
-          <w:lang w:val="en-US"/>
-        </w:rPr>
-        <w:t>Sección 1: Inicio / Panorama Nacional</w:t>
+        <w:t>Plataforma de Visualización y Acción Educativa INE 2024</w:t>
+      </w:r>
+    </w:p>
+    <w:p>
+      <w:r>
+        <w:rPr>
+          <w:lang w:val="en-US"/>
+        </w:rPr>
+        <w:t>Esta aplicación fue creada para que cualquier ciudadano, maestro, supervisor educativo u organización pueda entender la realidad de la educación en Guatemala de forma fácil, visual y con un enfoque orientado a la acción. La plataforma se estructura en secciones claras y herramientas interactivas diseñadas para identificar y resolver la crisis educativa.</w:t>
+      </w:r>
+    </w:p>
+    <w:p>
+      <w:pPr>
+        <w:rPr>
+          <w:lang w:val="en-US"/>
+        </w:rPr>
+      </w:pPr>
+    </w:p>
+    <w:p>
+      <w:r>
+        <w:rPr>
+          <w:lang w:val="en-US"/>
+        </w:rPr>
+        <w:t>Sección 1: Inicio / Panorama Nacional y "Tour de la Crisis"</w:t>
       </w:r>
     </w:p>
     <w:p>
@@ -68,6 +61,330 @@
         <w:rPr>
           <w:lang w:val="en-US"/>
         </w:rPr>
+        <w:t>Narrativa Guiada ("Tour de la Crisis"): Si tienes poco tiempo, haz clic en el botón "Muéstrame en 2 minutos dónde está el mayor problema educativo del país". El sistema te guiará automáticamente en un recorrido interactivo por el panorama nacional, el departamento más crítico, el nivel escolar donde más alumnos se pierden y la brecha más severa.</w:t>
+      </w:r>
+    </w:p>
+    <w:p>
+      <w:r>
+        <w:rPr>
+          <w:lang w:val="en-US"/>
+        </w:rPr>
+        <w:t>Resumen Grande y Legible: En la parte superior verás tarjetas de impacto con los números macro del año: el volumen de matrícula total (4.2 millones de estudiantes), la tasa de promoción y la tasa de retiro o abandono escolar.</w:t>
+      </w:r>
+    </w:p>
+    <w:p>
+      <w:r>
+        <w:rPr>
+          <w:lang w:val="en-US"/>
+        </w:rPr>
+        <w:t>Mapa Interactivo de Guatemala: Un mapa del país coloreado por indicadores críticos. Los departamentos pintados con tonos rojos más intensos te alertarán visualmente dónde se encuentran las tasas más altas de deserción o no promoción.</w:t>
+      </w:r>
+    </w:p>
+    <w:p>
+      <w:pPr>
+        <w:rPr>
+          <w:lang w:val="en-US"/>
+        </w:rPr>
+      </w:pPr>
+    </w:p>
+    <w:p>
+      <w:r>
+        <w:rPr>
+          <w:lang w:val="en-US"/>
+        </w:rPr>
+        <w:t>Sección 2: Semáforo y Ranking de Criticidad</w:t>
+      </w:r>
+    </w:p>
+    <w:p>
+      <w:r>
+        <w:rPr>
+          <w:lang w:val="en-US"/>
+        </w:rPr>
+        <w:t>Diseñado específicamente para supervisores y organizaciones que necesitan priorizar recursos de manera urgente.</w:t>
+      </w:r>
+    </w:p>
+    <w:p>
+      <w:r>
+        <w:rPr>
+          <w:lang w:val="en-US"/>
+        </w:rPr>
+        <w:t>Índice de Criticidad Educativa: El sistema calcula automáticamente un índice compuesto que combina la tasa de retiro, la tasa de no promoción, el porcentaje de repitencia y la brecha rural-urbana.</w:t>
+      </w:r>
+    </w:p>
+    <w:p>
+      <w:r>
+        <w:rPr>
+          <w:lang w:val="en-US"/>
+        </w:rPr>
+        <w:t>Semáforo Visual: Clasificación inmediata en colores (Verde / Amarillo / Rojo) aplicable por departamento y por nivel educativo para detectar alarmas al instante.</w:t>
+      </w:r>
+    </w:p>
+    <w:p>
+      <w:r>
+        <w:rPr>
+          <w:lang w:val="en-US"/>
+        </w:rPr>
+        <w:t>Ranking de Impacto: Visualiza un listado ordenado con el Top 10 de los municipios o departamentos que se encuentran en las condiciones más críticas del país.</w:t>
+      </w:r>
+    </w:p>
+    <w:p>
+      <w:r>
+        <w:rPr>
+          <w:lang w:val="en-US"/>
+        </w:rPr>
+        <w:t>Alertas Automáticas: Cuadros de texto destacados generados por el sistema cuando detecta anomalías graves, por ejemplo: "Alerta: Este departamento registra la mayor deserción en el nivel Básico a nivel nacional".</w:t>
+      </w:r>
+    </w:p>
+    <w:p>
+      <w:pPr>
+        <w:rPr>
+          <w:lang w:val="en-US"/>
+        </w:rPr>
+      </w:pPr>
+    </w:p>
+    <w:p>
+      <w:r>
+        <w:rPr>
+          <w:lang w:val="en-US"/>
+        </w:rPr>
+        <w:t>Sección 3: Explorar por Departamento e Insights Accionables</w:t>
+      </w:r>
+    </w:p>
+    <w:p>
+      <w:r>
+        <w:rPr>
+          <w:lang w:val="en-US"/>
+        </w:rPr>
+        <w:t>Filtra la información y obtén análisis profundos que van más allá de la simple descripción de los datos.</w:t>
+      </w:r>
+    </w:p>
+    <w:p>
+      <w:r>
+        <w:rPr>
+          <w:lang w:val="en-US"/>
+        </w:rPr>
+        <w:t>Selector Regional: Elige tu departamento o municipio mediante la barra desplegable o haciendo clic directo en el mapa interactivo.</w:t>
+      </w:r>
+    </w:p>
+    <w:p>
+      <w:r>
+        <w:rPr>
+          <w:lang w:val="en-US"/>
+        </w:rPr>
+        <w:t>Insights Accionables: La plataforma no solo te dice un porcentaje frío, sino que contextualiza el problema. Por ejemplo: "En Alta Verapaz el retiro es 2.7 puntos más alto que el promedio nacional. El problema se concentra en el nivel Básico del área rural, equivaliendo a X estudiantes que abandonaron las aulas".</w:t>
+      </w:r>
+    </w:p>
+    <w:p>
+      <w:r>
+        <w:rPr>
+          <w:lang w:val="en-US"/>
+        </w:rPr>
+        <w:t>Sección ¿Qué se puede hacer?: Debajo de cada insight, despliega un menú con sugerencias genéricas pero útiles basadas en evidencia común para mitigar el problema en la región (ej. programas de tutorías rurales, sistemas de alerta temprana de abandono).</w:t>
+      </w:r>
+    </w:p>
+    <w:p>
+      <w:r>
+        <w:rPr>
+          <w:lang w:val="en-US"/>
+        </w:rPr>
+        <w:t>Comparaciones Inteligentes: Contrasta automáticamente "Tu departamento vs. el promedio nacional", "Municipios similares" (con el mismo tamaño o misma área predominante), y la evolución simulada a través de la pirámide de matrícula para ver dónde se pierde más gente.</w:t>
+      </w:r>
+    </w:p>
+    <w:p>
+      <w:pPr>
+        <w:rPr>
+          <w:lang w:val="en-US"/>
+        </w:rPr>
+      </w:pPr>
+    </w:p>
+    <w:p>
+      <w:r>
+        <w:rPr>
+          <w:lang w:val="en-US"/>
+        </w:rPr>
+        <w:t>Sección 4: Brechas, Desigualdades y Exportables</w:t>
+      </w:r>
+    </w:p>
+    <w:p>
+      <w:r>
+        <w:rPr>
+          <w:lang w:val="en-US"/>
+        </w:rPr>
+        <w:t>Visualiza dónde se profundizan las injusticias del sistema y descarga la información para tus propios informes o investigaciones.</w:t>
+      </w:r>
+    </w:p>
+    <w:p>
+      <w:r>
+        <w:rPr>
+          <w:lang w:val="en-US"/>
+        </w:rPr>
+        <w:t>Pestañas de Contraste: Explora gráficos específicos y detallados cambiando de enfoque con un solo clic: Urbano vs. Rural, Público vs. Privado, Brecha de Género y Brecha por Pueblo de Pertenencia (destacadas automáticamente en pantalla cuando sean significativas).</w:t>
+      </w:r>
+    </w:p>
+    <w:p>
+      <w:r>
+        <w:rPr>
+          <w:lang w:val="en-US"/>
+        </w:rPr>
+        <w:t>Exportables Listos para Usar: Diseñados para ahorrar tiempo a docentes, supervisores y ONGs. Puedes descargar:</w:t>
+      </w:r>
+    </w:p>
+    <w:p>
+      <w:r>
+        <w:rPr>
+          <w:lang w:val="en-US"/>
+        </w:rPr>
+        <w:t>Resumen Ejecutivo en PDF (1 página con los insights clave y propuestas de tu región).</w:t>
+      </w:r>
+    </w:p>
+    <w:p>
+      <w:r>
+        <w:rPr>
+          <w:lang w:val="en-US"/>
+        </w:rPr>
+        <w:t>Tabla de Datos en Excel con los indicadores clave completamente limpios.</w:t>
+      </w:r>
+    </w:p>
+    <w:p>
+      <w:r>
+        <w:rPr>
+          <w:lang w:val="en-US"/>
+        </w:rPr>
+        <w:t>Textos Rápidos en formato listo para "copiar y pegar" y utilizarlos directamente en tus informes escritos o publicaciones en redes sociales.</w:t>
+      </w:r>
+    </w:p>
+    <w:p>
+      <w:pPr>
+        <w:rPr>
+          <w:lang w:val="en-US"/>
+        </w:rPr>
+      </w:pPr>
+    </w:p>
+    <w:p>
+      <w:r>
+        <w:rPr>
+          <w:lang w:val="en-US"/>
+        </w:rPr>
+        <w:t>Sección 5: Pregúntale a los Datos (Agente Conversacional con Accesos Rápidos)</w:t>
+      </w:r>
+    </w:p>
+    <w:p>
+      <w:r>
+        <w:rPr>
+          <w:lang w:val="en-US"/>
+        </w:rPr>
+        <w:t>Interactúa de forma libre o guiada con nuestro asistente virtual potenciado por Inteligencia Artificial, el cual interroga directamente al dataset sin inventar información.</w:t>
+      </w:r>
+    </w:p>
+    <w:p>
+      <w:r>
+        <w:rPr>
+          <w:lang w:val="en-US"/>
+        </w:rPr>
+        <w:t>Chat en Lenguaje Natural: Escribe tus preguntas con tus propias palabras dentro del cuadro de texto, tal como lo harías en una aplicación de mensajería (Ejemplo: "¿Cuántos estudiantes de primaria hay en Quetzaltenango?").</w:t>
+      </w:r>
+    </w:p>
+    <w:p>
+      <w:r>
+        <w:rPr>
+          <w:lang w:val="en-US"/>
+        </w:rPr>
+        <w:t>Preguntas Frecuentes Pre-cargadas por Perfil: Botones flotantes con accesos rápidos según tu rol para guiarte en la consulta:</w:t>
+      </w:r>
+    </w:p>
+    <w:p>
+      <w:r>
+        <w:rPr>
+          <w:lang w:val="en-US"/>
+        </w:rPr>
+        <w:t>Para Docentes: "¿En qué grado se retiran más estudiantes en mi departamento?" o "¿Cómo estamos vs. el promedio nacional en promoción?"</w:t>
+      </w:r>
+    </w:p>
+    <w:p>
+      <w:r>
+        <w:rPr>
+          <w:lang w:val="en-US"/>
+        </w:rPr>
+        <w:t>Para Supervisores: "¿Cuáles son los 5 municipios con mayor deserción?" o "¿Dónde es más grave la brecha rural?"</w:t>
+      </w:r>
+    </w:p>
+    <w:p>
+      <w:r>
+        <w:rPr>
+          <w:lang w:val="en-US"/>
+        </w:rPr>
+        <w:t>Respuestas Híbridas: La IA te responderá con un texto amigable y, cuando sea útil para tu consulta, dibujará un micrográfico o destacará un dato numérico directamente dentro de la misma conversación.</w:t>
+      </w:r>
+    </w:p>
+    <w:p>
+      <w:r>
+        <w:rPr>
+          <w:lang w:val="en-US"/>
+        </w:rPr>
+        <w:t>Con este documento tu manual de usuario está impecable y completo. Para dejar listos los demás componentes del hackatón, dime:</w:t>
+      </w:r>
+    </w:p>
+    <w:p>
+      <w:pPr>
+        <w:rPr>
+          <w:lang w:val="en-US"/>
+        </w:rPr>
+      </w:pPr>
+    </w:p>
+    <w:p>
+      <w:pPr>
+        <w:rPr>
+          <w:lang w:val="en-US"/>
+        </w:rPr>
+      </w:pPr>
+    </w:p>
+    <w:p>
+      <w:pPr>
+        <w:rPr>
+          <w:lang w:val="en-US"/>
+        </w:rPr>
+      </w:pPr>
+    </w:p>
+    <w:p>
+      <w:pPr>
+        <w:rPr>
+          <w:lang w:val="en-US"/>
+        </w:rPr>
+      </w:pPr>
+    </w:p>
+    <w:p>
+      <w:pPr>
+        <w:rPr>
+          <w:lang w:val="en-US"/>
+        </w:rPr>
+      </w:pPr>
+    </w:p>
+    <w:p>
+      <w:pPr>
+        <w:rPr>
+          <w:lang w:val="en-US"/>
+        </w:rPr>
+      </w:pPr>
+    </w:p>
+    <w:p>
+      <w:pPr>
+        <w:rPr>
+          <w:lang w:val="en-US"/>
+        </w:rPr>
+      </w:pPr>
+    </w:p>
+    <w:p>
+      <w:pPr>
+        <w:rPr>
+          <w:lang w:val="en-US"/>
+        </w:rPr>
+      </w:pPr>
+    </w:p>
+    <w:p>
+      <w:r>
+        <w:rPr>
+          <w:lang w:val="en-US"/>
+        </w:rPr>
         <w:t xml:space="preserve"> </w:t>
       </w:r>
     </w:p>
@@ -76,193 +393,6 @@
         <w:rPr>
           <w:lang w:val="en-US"/>
         </w:rPr>
-        <w:t>Resumen Grande y Legible: En la parte superior verás tarjetas de impacto con los números clave del año: el volumen de matrícula total, la tasa de promoción y la tasa de retiro o abandono escolar.</w:t>
-      </w:r>
-    </w:p>
-    <w:p>
-      <w:r>
-        <w:rPr>
-          <w:lang w:val="en-US"/>
-        </w:rPr>
-        <w:t>Insights Clave: Un recuadro destacado te mostrará de forma automática entre 3 y 4 conclusiones explicadas en texto humano y sencillo, ayudándote a entender el impacto de los datos del día.</w:t>
-      </w:r>
-    </w:p>
-    <w:p>
-      <w:r>
-        <w:rPr>
-          <w:lang w:val="en-US"/>
-        </w:rPr>
-        <w:t>Mapa Interactivo de Guatemala: Un mapa del país coloreado por indicadores críticos. Los departamentos pintados con tonos rojos más intensos te alertarán visualmente dónde se encuentran las tasas más altas de deserción o no promoción.</w:t>
-      </w:r>
-    </w:p>
-    <w:p>
-      <w:pPr>
-        <w:rPr>
-          <w:lang w:val="en-US"/>
-        </w:rPr>
-      </w:pPr>
-    </w:p>
-    <w:p>
-      <w:r>
-        <w:rPr>
-          <w:lang w:val="en-US"/>
-        </w:rPr>
-        <w:t>Sección 2: Explorar por Departamento</w:t>
-      </w:r>
-    </w:p>
-    <w:p>
-      <w:r>
-        <w:rPr>
-          <w:lang w:val="en-US"/>
-        </w:rPr>
-        <w:t>Si deseas investigar a fondo qué está pasando en una región específica, esta sección te permite descentralizar la información.</w:t>
-      </w:r>
-    </w:p>
-    <w:p>
-      <w:r>
-        <w:rPr>
-          <w:lang w:val="en-US"/>
-        </w:rPr>
-        <w:t>Selector de Departamento: Utiliza la barra desplegable o haz clic directo sobre cualquier departamento en el mapa interactivo.</w:t>
-      </w:r>
-    </w:p>
-    <w:p>
-      <w:r>
-        <w:rPr>
-          <w:lang w:val="en-US"/>
-        </w:rPr>
-        <w:t>El Comparador Automático: Al elegir una región, el sistema generará automáticamente un gráfico comparativo frente al promedio nacional. Sabrás al instante si los indicadores del departamento están por encima o por debajo de la media del país.</w:t>
-      </w:r>
-    </w:p>
-    <w:p>
-      <w:pPr>
-        <w:rPr>
-          <w:lang w:val="en-US"/>
-        </w:rPr>
-      </w:pPr>
-    </w:p>
-    <w:p>
-      <w:r>
-        <w:rPr>
-          <w:lang w:val="en-US"/>
-        </w:rPr>
-        <w:t>Traducción de Datos: Cada gráfico incluye un párrafo corto debajo que te explica en palabras simples qué significa esa tendencia.</w:t>
-      </w:r>
-    </w:p>
-    <w:p>
-      <w:pPr>
-        <w:rPr>
-          <w:lang w:val="en-US"/>
-        </w:rPr>
-      </w:pPr>
-    </w:p>
-    <w:p>
-      <w:pPr>
-        <w:rPr>
-          <w:lang w:val="en-US"/>
-        </w:rPr>
-      </w:pPr>
-    </w:p>
-    <w:p>
-      <w:r>
-        <w:rPr>
-          <w:lang w:val="en-US"/>
-        </w:rPr>
-        <w:t>Sección 3: Brechas y Desigualdades</w:t>
-      </w:r>
-    </w:p>
-    <w:p>
-      <w:r>
-        <w:rPr>
-          <w:lang w:val="en-US"/>
-        </w:rPr>
-        <w:t>En esta pantalla se visualiza detalladamente dónde se profundiza la crisis social y educativa de Guatemala.</w:t>
-      </w:r>
-    </w:p>
-    <w:p>
-      <w:r>
-        <w:rPr>
-          <w:lang w:val="en-US"/>
-        </w:rPr>
-        <w:t>Pestañas de Contraste: Puedes cambiar el enfoque del análisis navegando por los siguientes criterios:</w:t>
-      </w:r>
-    </w:p>
-    <w:p>
-      <w:r>
-        <w:rPr>
-          <w:lang w:val="en-US"/>
-        </w:rPr>
-        <w:t>Urbano vs. Rural: Compara la abismal diferencia en las oportunidades de retención escolar en el campo frente a la ciudad.</w:t>
-      </w:r>
-    </w:p>
-    <w:p>
-      <w:r>
-        <w:rPr>
-          <w:lang w:val="en-US"/>
-        </w:rPr>
-        <w:t>Público vs. Privado: Analiza cómo se distribuye la matrícula según el sector del establecimiento.</w:t>
-      </w:r>
-    </w:p>
-    <w:p>
-      <w:r>
-        <w:rPr>
-          <w:lang w:val="en-US"/>
-        </w:rPr>
-        <w:t>Por Pueblo de Pertenencia: Identifica las brechas de acceso educativo según la identidad cultural de los estudiantes.</w:t>
-      </w:r>
-    </w:p>
-    <w:p>
-      <w:r>
-        <w:rPr>
-          <w:lang w:val="en-US"/>
-        </w:rPr>
-        <w:t>Trayectoria Escolar (El Embudo Educativo): Observa una gráfica que demuestra cómo la matrícula disminuye drásticamente a medida que los alumnos intentan avanzar desde Preprimaria hacia el Diversificado.</w:t>
-      </w:r>
-    </w:p>
-    <w:p>
-      <w:pPr>
-        <w:rPr>
-          <w:lang w:val="en-US"/>
-        </w:rPr>
-      </w:pPr>
-    </w:p>
-    <w:p>
-      <w:r>
-        <w:rPr>
-          <w:lang w:val="en-US"/>
-        </w:rPr>
-        <w:t>Sección 4: Pregúntale a los datos (Agente Conversacional)</w:t>
-      </w:r>
-    </w:p>
-    <w:p>
-      <w:r>
-        <w:rPr>
-          <w:lang w:val="en-US"/>
-        </w:rPr>
-        <w:t>Si tienes una duda muy específica que no encuentras a simple vista en los gráficos, puedes interactuar directamente con nuestro asistente virtual.</w:t>
-      </w:r>
-    </w:p>
-    <w:p>
-      <w:r>
-        <w:rPr>
-          <w:lang w:val="en-US"/>
-        </w:rPr>
-        <w:t>Chat Simple y Confiable: Escribe tu pregunta con tus propias palabras dentro del cuadro de texto, tal como lo harías en una aplicación de mensajería (Ejemplo: "¿Cuántos estudiantes de primaria hay en Alta Verapaz?" o "¿Por qué la deserción es crítica en el área rural?").</w:t>
-      </w:r>
-    </w:p>
-    <w:p>
-      <w:r>
-        <w:rPr>
-          <w:lang w:val="en-US"/>
-        </w:rPr>
-        <w:t>Respuestas Inteligentes Híbridas: El agente procesará la información y te responderá en lenguaje natural. Además, cuando sea útil para tu consulta, generará de forma automática una gráfica pequeña o un número destacado directamente en la burbuja del chat.</w:t>
-      </w:r>
-    </w:p>
-    <w:p>
-      <w:r>
-        <w:rPr>
-          <w:lang w:val="en-US"/>
-        </w:rPr>
         <w:t xml:space="preserve"> </w:t>
       </w:r>
     </w:p>
@@ -283,20 +413,11 @@
       </w:r>
     </w:p>
     <w:p>
-      <w:r>
-        <w:rPr>
-          <w:lang w:val="en-US"/>
-        </w:rPr>
-        <w:t xml:space="preserve"> </w:t>
-      </w:r>
-    </w:p>
-    <w:p>
-      <w:r>
-        <w:rPr>
-          <w:lang w:val="en-US"/>
-        </w:rPr>
-        <w:t>Haz una pregunta</w:t>
-      </w:r>
+      <w:pPr>
+        <w:rPr>
+          <w:lang w:val="en-US"/>
+        </w:rPr>
+      </w:pPr>
     </w:p>
     <w:sectPr>
       <w:headerReference w:type="default" r:id="rId6"/>

--- a/Documentación.docx
+++ b/Documentación.docx
@@ -323,6 +323,41 @@
         </w:rPr>
         <w:t>Con este documento tu manual de usuario está impecable y completo. Para dejar listos los demás componentes del hackatón, dime:</w:t>
       </w:r>
+    </w:p>
+    <w:p>
+      <w:pPr>
+        <w:rPr>
+          <w:lang w:val="en-US"/>
+        </w:rPr>
+      </w:pPr>
+    </w:p>
+    <w:p>
+      <w:pPr>
+        <w:rPr>
+          <w:lang w:val="en-US"/>
+        </w:rPr>
+      </w:pPr>
+    </w:p>
+    <w:p>
+      <w:pPr>
+        <w:rPr>
+          <w:lang w:val="en-US"/>
+        </w:rPr>
+      </w:pPr>
+    </w:p>
+    <w:p>
+      <w:pPr>
+        <w:rPr>
+          <w:lang w:val="en-US"/>
+        </w:rPr>
+      </w:pPr>
+    </w:p>
+    <w:p>
+      <w:pPr>
+        <w:rPr>
+          <w:lang w:val="en-US"/>
+        </w:rPr>
+      </w:pPr>
     </w:p>
     <w:p>
       <w:pPr>

--- a/Documentación.docx
+++ b/Documentación.docx
@@ -402,11 +402,516 @@
       </w:pPr>
     </w:p>
     <w:p>
-      <w:pPr>
-        <w:rPr>
-          <w:lang w:val="en-US"/>
-        </w:rPr>
-      </w:pPr>
+      <w:r>
+        <w:rPr>
+          <w:lang w:val="en-US"/>
+        </w:rPr>
+        <w:t>Índice de Criticidad: Combina la tasa de retiro, no promoción, repitencia y brecha rural-urbana.</w:t>
+      </w:r>
+    </w:p>
+    <w:p>
+      <w:r>
+        <w:rPr>
+          <w:lang w:val="en-US"/>
+        </w:rPr>
+        <w:t>Semáforo Visual: Clasificación inmediata en colores (Verde, Amarillo y Rojo) por departamento y nivel.</w:t>
+      </w:r>
+    </w:p>
+    <w:p>
+      <w:r>
+        <w:rPr>
+          <w:lang w:val="en-US"/>
+        </w:rPr>
+        <w:t>Alertas Automáticas: Notificaciones en pantalla sobre anomalías graves del sistema.</w:t>
+      </w:r>
+    </w:p>
+    <w:p>
+      <w:r>
+        <w:rPr>
+          <w:lang w:val="en-US"/>
+        </w:rPr>
+        <w:t>Nota visual en Canva: Añade tres círculos con los colores del semáforo (rojo, amarillo y verde) a un lado del texto.</w:t>
+      </w:r>
+    </w:p>
+    <w:p>
+      <w:r>
+        <w:rPr>
+          <w:lang w:val="en-US"/>
+        </w:rPr>
+        <w:t>📍 DIAPOSITIVA 4: Sección 3 - Explorar por Departamento</w:t>
+      </w:r>
+    </w:p>
+    <w:p>
+      <w:r>
+        <w:rPr>
+          <w:lang w:val="en-US"/>
+        </w:rPr>
+        <w:t>Título: 3. Filtros Regionales e Insights Accionables</w:t>
+      </w:r>
+    </w:p>
+    <w:p>
+      <w:r>
+        <w:rPr>
+          <w:lang w:val="en-US"/>
+        </w:rPr>
+        <w:t>Contenido (Copiar y pegar):</w:t>
+      </w:r>
+    </w:p>
+    <w:p>
+      <w:r>
+        <w:rPr>
+          <w:lang w:val="en-US"/>
+        </w:rPr>
+        <w:t>Selector Regional: Filtra los datos por departamento o municipio con un solo clic.</w:t>
+      </w:r>
+    </w:p>
+    <w:p>
+      <w:r>
+        <w:rPr>
+          <w:lang w:val="en-US"/>
+        </w:rPr>
+        <w:t>Insights del Problema: Textos humanos que contextualizan el dato (Ej: "En Alta Verapaz el retiro es 2.7 puntos más alto que el promedio nacional").</w:t>
+      </w:r>
+    </w:p>
+    <w:p>
+      <w:r>
+        <w:rPr>
+          <w:lang w:val="en-US"/>
+        </w:rPr>
+        <w:t>¿Qué se puede hacer?: Sugerencias genéricas basadas en evidencia común para mitigar la crisis en la región elegida.</w:t>
+      </w:r>
+    </w:p>
+    <w:p>
+      <w:r>
+        <w:rPr>
+          <w:lang w:val="en-US"/>
+        </w:rPr>
+        <w:t>Nota visual en Canva: Coloca un icono de una lupa o un pin de ubicación geográfica.</w:t>
+      </w:r>
+    </w:p>
+    <w:p>
+      <w:r>
+        <w:rPr>
+          <w:lang w:val="en-US"/>
+        </w:rPr>
+        <w:t>⚖️ DIAPOSITIVA 5: Sección 4 - Brechas y Desigualdades</w:t>
+      </w:r>
+    </w:p>
+    <w:p>
+      <w:r>
+        <w:rPr>
+          <w:lang w:val="en-US"/>
+        </w:rPr>
+        <w:t>Título: 4. Análisis de Brechas del Sistema</w:t>
+      </w:r>
+    </w:p>
+    <w:p>
+      <w:r>
+        <w:rPr>
+          <w:lang w:val="en-US"/>
+        </w:rPr>
+        <w:t>Contenido (Copiar y pegar):</w:t>
+      </w:r>
+    </w:p>
+    <w:p>
+      <w:r>
+        <w:rPr>
+          <w:lang w:val="en-US"/>
+        </w:rPr>
+        <w:t>Pestañas de Contraste: Comparación inmediata de indicadores mediante cuatro enfoques clave:</w:t>
+      </w:r>
+    </w:p>
+    <w:p>
+      <w:r>
+        <w:rPr>
+          <w:lang w:val="en-US"/>
+        </w:rPr>
+        <w:t>Urbano frente a Rural</w:t>
+      </w:r>
+    </w:p>
+    <w:p>
+      <w:r>
+        <w:rPr>
+          <w:lang w:val="en-US"/>
+        </w:rPr>
+        <w:t>Público frente a Privado</w:t>
+      </w:r>
+    </w:p>
+    <w:p>
+      <w:r>
+        <w:rPr>
+          <w:lang w:val="en-US"/>
+        </w:rPr>
+        <w:t>Brecha de Género</w:t>
+      </w:r>
+    </w:p>
+    <w:p>
+      <w:r>
+        <w:rPr>
+          <w:lang w:val="en-US"/>
+        </w:rPr>
+        <w:t>Brecha por Pueblo de Pertenencia (Maya, Ladino, Xinka, Garífuna)</w:t>
+      </w:r>
+    </w:p>
+    <w:p>
+      <w:r>
+        <w:rPr>
+          <w:lang w:val="en-US"/>
+        </w:rPr>
+        <w:t>El Embudo Educativo: Gráfica que muestra la pérdida drástica de alumnos desde preprimaria hasta diversificado.</w:t>
+      </w:r>
+    </w:p>
+    <w:p>
+      <w:r>
+        <w:rPr>
+          <w:lang w:val="en-US"/>
+        </w:rPr>
+        <w:t>Nota visual en Canva: Coloca un icono de una balanza o barras comparativas.</w:t>
+      </w:r>
+    </w:p>
+    <w:p>
+      <w:r>
+        <w:rPr>
+          <w:lang w:val="en-US"/>
+        </w:rPr>
+        <w:t>📥 DIAPOSITIVA 6: Sección 5 - Herramientas y Exportables</w:t>
+      </w:r>
+    </w:p>
+    <w:p>
+      <w:r>
+        <w:rPr>
+          <w:lang w:val="en-US"/>
+        </w:rPr>
+        <w:t>Título: 5. Exportables Listos para Usar</w:t>
+      </w:r>
+    </w:p>
+    <w:p>
+      <w:r>
+        <w:rPr>
+          <w:lang w:val="en-US"/>
+        </w:rPr>
+        <w:t>Contenido (Copiar y pegar):</w:t>
+      </w:r>
+    </w:p>
+    <w:p>
+      <w:r>
+        <w:rPr>
+          <w:lang w:val="en-US"/>
+        </w:rPr>
+        <w:t>Resumen en PDF: Descarga de 1 página con los insights clave de tu región.</w:t>
+      </w:r>
+    </w:p>
+    <w:p>
+      <w:r>
+        <w:rPr>
+          <w:lang w:val="en-US"/>
+        </w:rPr>
+        <w:t>Tablas en Excel: Datos limpios y estructurados de los indicadores para análisis avanzados.</w:t>
+      </w:r>
+    </w:p>
+    <w:p>
+      <w:r>
+        <w:rPr>
+          <w:lang w:val="en-US"/>
+        </w:rPr>
+        <w:t>Textos Rápidos: Frases listas para copiar y pegar directamente en informes escritos o redes sociales.</w:t>
+      </w:r>
+    </w:p>
+    <w:p>
+      <w:r>
+        <w:rPr>
+          <w:lang w:val="en-US"/>
+        </w:rPr>
+        <w:t>Nota visual en Canva: Coloca iconos de formatos de archivo como PDF y Excel.</w:t>
+      </w:r>
+    </w:p>
+    <w:p>
+      <w:r>
+        <w:rPr>
+          <w:lang w:val="en-US"/>
+        </w:rPr>
+        <w:t>💬 DIAPOSITIVA 7: Sección 6 - Agente Conversacional (IA)</w:t>
+      </w:r>
+    </w:p>
+    <w:p>
+      <w:r>
+        <w:rPr>
+          <w:lang w:val="en-US"/>
+        </w:rPr>
+        <w:t>Título: 6. Pregúntale a los Datos (Asistente Virtual)</w:t>
+      </w:r>
+    </w:p>
+    <w:p>
+      <w:r>
+        <w:rPr>
+          <w:lang w:val="en-US"/>
+        </w:rPr>
+        <w:t>Contenido (Copiar y pegar):</w:t>
+      </w:r>
+    </w:p>
+    <w:p>
+      <w:r>
+        <w:rPr>
+          <w:lang w:val="en-US"/>
+        </w:rPr>
+        <w:t>Chat Libre: Consultas en lenguaje natural directamente al dataset del INE sin alucinaciones.</w:t>
+      </w:r>
+    </w:p>
+    <w:p>
+      <w:r>
+        <w:rPr>
+          <w:lang w:val="en-US"/>
+        </w:rPr>
+        <w:t>Botones por Perfil: Accesos rápidos con preguntas pre-cargadas:</w:t>
+      </w:r>
+    </w:p>
+    <w:p>
+      <w:r>
+        <w:rPr>
+          <w:lang w:val="en-US"/>
+        </w:rPr>
+        <w:t>Para Docentes: "¿En qué grado se retiran más estudiantes en mi departamento?"</w:t>
+      </w:r>
+    </w:p>
+    <w:p>
+      <w:r>
+        <w:rPr>
+          <w:lang w:val="en-US"/>
+        </w:rPr>
+        <w:t>Para Supervisores: "¿Cuáles son los 5 municipios con mayor deserción?"</w:t>
+      </w:r>
+    </w:p>
+    <w:p>
+      <w:r>
+        <w:rPr>
+          <w:lang w:val="en-US"/>
+        </w:rPr>
+        <w:t>Respuestas Híbridas: Explicaciones amigables acompañadas de micrográficos dentro del chat.</w:t>
+      </w:r>
+    </w:p>
+    <w:p>
+      <w:r>
+        <w:rPr>
+          <w:lang w:val="en-US"/>
+        </w:rPr>
+        <w:t>Nota visual en Canva: Añade un icono de un robot o una burbuja de chat flotante.</w:t>
+      </w:r>
+    </w:p>
+    <w:p>
+      <w:r>
+        <w:rPr>
+          <w:lang w:val="en-US"/>
+        </w:rPr>
+        <w:t>💡 Pasos rápidos para hacerlo en Canva:</w:t>
+      </w:r>
+    </w:p>
+    <w:p>
+      <w:r>
+        <w:rPr>
+          <w:lang w:val="en-US"/>
+        </w:rPr>
+        <w:t>Abre Canva.</w:t>
+      </w:r>
+    </w:p>
+    <w:p>
+      <w:r>
+        <w:rPr>
+          <w:lang w:val="en-US"/>
+        </w:rPr>
+        <w:t>Haz clic en Crear un diseño y elige Presentación (16:9).</w:t>
+      </w:r>
+    </w:p>
+    <w:p>
+      <w:r>
+        <w:rPr>
+          <w:lang w:val="en-US"/>
+        </w:rPr>
+        <w:t>En la barra izquierda, busca plantillas usando palabras clave como: "Tecnología", "Educación" o "Dashboard corporativo".</w:t>
+      </w:r>
+    </w:p>
+    <w:p>
+      <w:r>
+        <w:rPr>
+          <w:lang w:val="en-US"/>
+        </w:rPr>
+        <w:t>Añade 7 páginas y copia el texto de cada diapositiva que te acabo de dar.</w:t>
+      </w:r>
+    </w:p>
+    <w:p>
+      <w:r>
+        <w:rPr>
+          <w:lang w:val="en-US"/>
+        </w:rPr>
+        <w:t>Dime si prefieres que te ayude con alguna otra cosa:</w:t>
+      </w:r>
+    </w:p>
+    <w:p>
+      <w:r>
+        <w:rPr>
+          <w:lang w:val="en-US"/>
+        </w:rPr>
+        <w:t>¿Quieres que te dé consejos para los colores y fuentes que combinen mejor con el tema del INE?</w:t>
+      </w:r>
+    </w:p>
+    <w:p>
+      <w:r>
+        <w:rPr>
+          <w:lang w:val="en-US"/>
+        </w:rPr>
+        <w:t>¿O prefieres que revisemos el Manual Técnico por si también lo debes incluir?</w:t>
+      </w:r>
+    </w:p>
+    <w:p>
+      <w:r>
+        <w:rPr>
+          <w:lang w:val="en-US"/>
+        </w:rPr>
+        <w:t>Probar sin personalización</w:t>
+      </w:r>
+    </w:p>
+    <w:p>
+      <w:r>
+        <w:rPr>
+          <w:lang w:val="en-US"/>
+        </w:rPr>
+        <w:t xml:space="preserve"> </w:t>
+      </w:r>
+    </w:p>
+    <w:p>
+      <w:r>
+        <w:rPr>
+          <w:lang w:val="en-US"/>
+        </w:rPr>
+        <w:t xml:space="preserve"> </w:t>
+      </w:r>
+    </w:p>
+    <w:p>
+      <w:r>
+        <w:rPr>
+          <w:lang w:val="en-US"/>
+        </w:rPr>
+        <w:t xml:space="preserve"> </w:t>
+      </w:r>
+    </w:p>
+    <w:p>
+      <w:r>
+        <w:rPr>
+          <w:lang w:val="en-US"/>
+        </w:rPr>
+        <w:t xml:space="preserve"> </w:t>
+      </w:r>
+    </w:p>
+    <w:p>
+      <w:r>
+        <w:rPr>
+          <w:lang w:val="en-US"/>
+        </w:rPr>
+        <w:t>¡Qué gran nombre para el grupo! printf "hola mundo"; es la firma clásica de cualquier programador e ingeniero en sistemas. Tomando en cuenta la identidad de su equipo, la presentación en Canva debe verse limpia, moderna y con un sutil toque tecnológico.</w:t>
+      </w:r>
+    </w:p>
+    <w:p>
+      <w:r>
+        <w:rPr>
+          <w:lang w:val="en-US"/>
+        </w:rPr>
+        <w:t>Para que lo tengan listo de una vez, aquí tienes el diseño de la Diapositiva de Portada con el nombre de su grupo y unas recomendaciones ideales de diseño en Canva:</w:t>
+      </w:r>
+    </w:p>
+    <w:p>
+      <w:r>
+        <w:rPr>
+          <w:lang w:val="en-US"/>
+        </w:rPr>
+        <w:t>🖥️ DIAPOSITIVA 1: Portada (Actualizada)</w:t>
+      </w:r>
+    </w:p>
+    <w:p>
+      <w:r>
+        <w:rPr>
+          <w:lang w:val="en-US"/>
+        </w:rPr>
+        <w:t>Título Principal: Plataforma de Visualización y Acción Educativa</w:t>
+      </w:r>
+    </w:p>
+    <w:p>
+      <w:r>
+        <w:rPr>
+          <w:lang w:val="en-US"/>
+        </w:rPr>
+        <w:t>Subtítulo: Manual de Usuario - Dataset INE 2024</w:t>
+      </w:r>
+    </w:p>
+    <w:p>
+      <w:r>
+        <w:rPr>
+          <w:lang w:val="en-US"/>
+        </w:rPr>
+        <w:t>Equipo / Desarrollador: Proyecto por: printf("hola mundo");</w:t>
+      </w:r>
+    </w:p>
+    <w:p>
+      <w:r>
+        <w:rPr>
+          <w:lang w:val="en-US"/>
+        </w:rPr>
+        <w:t>Nota visual en Canva: Busquen una plantilla que use un fondo oscuro (azul marino o negro mate) con letras en blanco y verde neón o azul cian. Esto simula una consola de código de programación y hará que el nombre de su grupo resalte muchísimo ante los jueces.</w:t>
+      </w:r>
+    </w:p>
+    <w:p>
+      <w:r>
+        <w:rPr>
+          <w:lang w:val="en-US"/>
+        </w:rPr>
+        <w:t>🎨 Paleta de colores recomendada para buscar en Canva:</w:t>
+      </w:r>
+    </w:p>
+    <w:p>
+      <w:r>
+        <w:rPr>
+          <w:lang w:val="en-US"/>
+        </w:rPr>
+        <w:t>Colores primarios: Azul oscuro (#0f172a) o Gris Oxford (#1e293b) para los fondos.</w:t>
+      </w:r>
+    </w:p>
+    <w:p>
+      <w:r>
+        <w:rPr>
+          <w:lang w:val="en-US"/>
+        </w:rPr>
+        <w:t>Colores de contraste (Código): Verde brillante (#22c55e) o Turquesa (#06b6d4) para los títulos y los semáforos en rojo/amarillo cuando copien las siguientes diapositivas.</w:t>
+      </w:r>
+    </w:p>
+    <w:p>
+      <w:r>
+        <w:rPr>
+          <w:lang w:val="en-US"/>
+        </w:rPr>
+        <w:t>Tipografía en Canva: Busquen fuentes limpias y modernas como Roboto, Inter, o una de estilo código como Courier New o Fira Code para los subtítulos.</w:t>
+      </w:r>
+    </w:p>
+    <w:p>
+      <w:r>
+        <w:rPr>
+          <w:lang w:val="en-US"/>
+        </w:rPr>
+        <w:t>Con la portada lista, ya pueden ir pegando las 6 diapositivas del Manual de Usuario que les armé en el mensaje de arriba.</w:t>
+      </w:r>
+    </w:p>
+    <w:p>
+      <w:r>
+        <w:rPr>
+          <w:lang w:val="en-US"/>
+        </w:rPr>
+        <w:t>¿Deseas que preparemos también las diapositivas para el Manual Técnico adaptadas a este estilo de programación del grupo o prefieres que revisemos el guion final de su exposición?</w:t>
+      </w:r>
+    </w:p>
+    <w:p>
+      <w:r>
+        <w:rPr>
+          <w:lang w:val="en-US"/>
+        </w:rPr>
+        <w:t>Probar sin personalización</w:t>
+      </w:r>
     </w:p>
     <w:p>
       <w:pPr>

--- a/Documentación.docx
+++ b/Documentación.docx
@@ -317,312 +317,88 @@
       </w:r>
     </w:p>
     <w:p>
-      <w:r>
-        <w:rPr>
-          <w:lang w:val="en-US"/>
-        </w:rPr>
-        <w:t>Con este documento tu manual de usuario está impecable y completo. Para dejar listos los demás componentes del hackatón, dime:</w:t>
-      </w:r>
-    </w:p>
-    <w:p>
-      <w:pPr>
-        <w:rPr>
-          <w:lang w:val="en-US"/>
-        </w:rPr>
-      </w:pPr>
-    </w:p>
-    <w:p>
-      <w:pPr>
-        <w:rPr>
-          <w:lang w:val="en-US"/>
-        </w:rPr>
-      </w:pPr>
-    </w:p>
-    <w:p>
-      <w:pPr>
-        <w:rPr>
-          <w:lang w:val="en-US"/>
-        </w:rPr>
-      </w:pPr>
-    </w:p>
-    <w:p>
-      <w:pPr>
-        <w:rPr>
-          <w:lang w:val="en-US"/>
-        </w:rPr>
-      </w:pPr>
-    </w:p>
-    <w:p>
-      <w:pPr>
-        <w:rPr>
-          <w:lang w:val="en-US"/>
-        </w:rPr>
-      </w:pPr>
-    </w:p>
-    <w:p>
-      <w:pPr>
-        <w:rPr>
-          <w:lang w:val="en-US"/>
-        </w:rPr>
-      </w:pPr>
-    </w:p>
-    <w:p>
-      <w:pPr>
-        <w:rPr>
-          <w:lang w:val="en-US"/>
-        </w:rPr>
-      </w:pPr>
-    </w:p>
-    <w:p>
-      <w:pPr>
-        <w:rPr>
-          <w:lang w:val="en-US"/>
-        </w:rPr>
-      </w:pPr>
-    </w:p>
-    <w:p>
-      <w:pPr>
-        <w:rPr>
-          <w:lang w:val="en-US"/>
-        </w:rPr>
-      </w:pPr>
-    </w:p>
-    <w:p>
-      <w:pPr>
-        <w:rPr>
-          <w:lang w:val="en-US"/>
-        </w:rPr>
-      </w:pPr>
-    </w:p>
-    <w:p>
-      <w:pPr>
-        <w:rPr>
-          <w:lang w:val="en-US"/>
-        </w:rPr>
-      </w:pPr>
-    </w:p>
-    <w:p>
-      <w:r>
-        <w:rPr>
-          <w:lang w:val="en-US"/>
-        </w:rPr>
-        <w:t>Índice de Criticidad: Combina la tasa de retiro, no promoción, repitencia y brecha rural-urbana.</w:t>
-      </w:r>
-    </w:p>
-    <w:p>
-      <w:r>
-        <w:rPr>
-          <w:lang w:val="en-US"/>
-        </w:rPr>
-        <w:t>Semáforo Visual: Clasificación inmediata en colores (Verde, Amarillo y Rojo) por departamento y nivel.</w:t>
-      </w:r>
-    </w:p>
-    <w:p>
-      <w:r>
-        <w:rPr>
-          <w:lang w:val="en-US"/>
-        </w:rPr>
-        <w:t>Alertas Automáticas: Notificaciones en pantalla sobre anomalías graves del sistema.</w:t>
-      </w:r>
-    </w:p>
-    <w:p>
-      <w:r>
-        <w:rPr>
-          <w:lang w:val="en-US"/>
-        </w:rPr>
-        <w:t>Nota visual en Canva: Añade tres círculos con los colores del semáforo (rojo, amarillo y verde) a un lado del texto.</w:t>
-      </w:r>
-    </w:p>
-    <w:p>
-      <w:r>
-        <w:rPr>
-          <w:lang w:val="en-US"/>
-        </w:rPr>
-        <w:t>📍 DIAPOSITIVA 4: Sección 3 - Explorar por Departamento</w:t>
-      </w:r>
-    </w:p>
-    <w:p>
-      <w:r>
-        <w:rPr>
-          <w:lang w:val="en-US"/>
-        </w:rPr>
-        <w:t>Título: 3. Filtros Regionales e Insights Accionables</w:t>
-      </w:r>
-    </w:p>
-    <w:p>
-      <w:r>
-        <w:rPr>
-          <w:lang w:val="en-US"/>
-        </w:rPr>
-        <w:t>Contenido (Copiar y pegar):</w:t>
-      </w:r>
-    </w:p>
-    <w:p>
-      <w:r>
-        <w:rPr>
-          <w:lang w:val="en-US"/>
-        </w:rPr>
-        <w:t>Selector Regional: Filtra los datos por departamento o municipio con un solo clic.</w:t>
-      </w:r>
-    </w:p>
-    <w:p>
-      <w:r>
-        <w:rPr>
-          <w:lang w:val="en-US"/>
-        </w:rPr>
-        <w:t>Insights del Problema: Textos humanos que contextualizan el dato (Ej: "En Alta Verapaz el retiro es 2.7 puntos más alto que el promedio nacional").</w:t>
-      </w:r>
-    </w:p>
-    <w:p>
-      <w:r>
-        <w:rPr>
-          <w:lang w:val="en-US"/>
-        </w:rPr>
-        <w:t>¿Qué se puede hacer?: Sugerencias genéricas basadas en evidencia común para mitigar la crisis en la región elegida.</w:t>
-      </w:r>
-    </w:p>
-    <w:p>
-      <w:r>
-        <w:rPr>
-          <w:lang w:val="en-US"/>
-        </w:rPr>
-        <w:t>Nota visual en Canva: Coloca un icono de una lupa o un pin de ubicación geográfica.</w:t>
-      </w:r>
-    </w:p>
-    <w:p>
-      <w:r>
-        <w:rPr>
-          <w:lang w:val="en-US"/>
-        </w:rPr>
-        <w:t>⚖️ DIAPOSITIVA 5: Sección 4 - Brechas y Desigualdades</w:t>
-      </w:r>
-    </w:p>
-    <w:p>
-      <w:r>
-        <w:rPr>
-          <w:lang w:val="en-US"/>
-        </w:rPr>
-        <w:t>Título: 4. Análisis de Brechas del Sistema</w:t>
-      </w:r>
-    </w:p>
-    <w:p>
-      <w:r>
-        <w:rPr>
-          <w:lang w:val="en-US"/>
-        </w:rPr>
-        <w:t>Contenido (Copiar y pegar):</w:t>
-      </w:r>
-    </w:p>
-    <w:p>
-      <w:r>
-        <w:rPr>
-          <w:lang w:val="en-US"/>
-        </w:rPr>
-        <w:t>Pestañas de Contraste: Comparación inmediata de indicadores mediante cuatro enfoques clave:</w:t>
-      </w:r>
-    </w:p>
-    <w:p>
-      <w:r>
-        <w:rPr>
-          <w:lang w:val="en-US"/>
-        </w:rPr>
-        <w:t>Urbano frente a Rural</w:t>
-      </w:r>
-    </w:p>
-    <w:p>
-      <w:r>
-        <w:rPr>
-          <w:lang w:val="en-US"/>
-        </w:rPr>
-        <w:t>Público frente a Privado</w:t>
-      </w:r>
-    </w:p>
-    <w:p>
-      <w:r>
-        <w:rPr>
-          <w:lang w:val="en-US"/>
-        </w:rPr>
-        <w:t>Brecha de Género</w:t>
-      </w:r>
-    </w:p>
-    <w:p>
-      <w:r>
-        <w:rPr>
-          <w:lang w:val="en-US"/>
-        </w:rPr>
-        <w:t>Brecha por Pueblo de Pertenencia (Maya, Ladino, Xinka, Garífuna)</w:t>
-      </w:r>
-    </w:p>
-    <w:p>
-      <w:r>
-        <w:rPr>
-          <w:lang w:val="en-US"/>
-        </w:rPr>
-        <w:t>El Embudo Educativo: Gráfica que muestra la pérdida drástica de alumnos desde preprimaria hasta diversificado.</w:t>
-      </w:r>
-    </w:p>
-    <w:p>
-      <w:r>
-        <w:rPr>
-          <w:lang w:val="en-US"/>
-        </w:rPr>
-        <w:t>Nota visual en Canva: Coloca un icono de una balanza o barras comparativas.</w:t>
-      </w:r>
-    </w:p>
-    <w:p>
-      <w:r>
-        <w:rPr>
-          <w:lang w:val="en-US"/>
-        </w:rPr>
-        <w:t>📥 DIAPOSITIVA 6: Sección 5 - Herramientas y Exportables</w:t>
-      </w:r>
-    </w:p>
-    <w:p>
-      <w:r>
-        <w:rPr>
-          <w:lang w:val="en-US"/>
-        </w:rPr>
-        <w:t>Título: 5. Exportables Listos para Usar</w:t>
-      </w:r>
-    </w:p>
-    <w:p>
-      <w:r>
-        <w:rPr>
-          <w:lang w:val="en-US"/>
-        </w:rPr>
-        <w:t>Contenido (Copiar y pegar):</w:t>
-      </w:r>
-    </w:p>
-    <w:p>
-      <w:r>
-        <w:rPr>
-          <w:lang w:val="en-US"/>
-        </w:rPr>
-        <w:t>Resumen en PDF: Descarga de 1 página con los insights clave de tu región.</w:t>
-      </w:r>
-    </w:p>
-    <w:p>
-      <w:r>
-        <w:rPr>
-          <w:lang w:val="en-US"/>
-        </w:rPr>
-        <w:t>Tablas en Excel: Datos limpios y estructurados de los indicadores para análisis avanzados.</w:t>
-      </w:r>
-    </w:p>
-    <w:p>
-      <w:r>
-        <w:rPr>
-          <w:lang w:val="en-US"/>
-        </w:rPr>
-        <w:t>Textos Rápidos: Frases listas para copiar y pegar directamente en informes escritos o redes sociales.</w:t>
-      </w:r>
-    </w:p>
-    <w:p>
-      <w:r>
-        <w:rPr>
-          <w:lang w:val="en-US"/>
-        </w:rPr>
-        <w:t>Nota visual en Canva: Coloca iconos de formatos de archivo como PDF y Excel.</w:t>
+      <w:pPr>
+        <w:rPr>
+          <w:lang w:val="en-US"/>
+        </w:rPr>
+      </w:pPr>
+    </w:p>
+    <w:p>
+      <w:pPr>
+        <w:rPr>
+          <w:lang w:val="en-US"/>
+        </w:rPr>
+      </w:pPr>
+    </w:p>
+    <w:p>
+      <w:pPr>
+        <w:rPr>
+          <w:lang w:val="en-US"/>
+        </w:rPr>
+      </w:pPr>
+    </w:p>
+    <w:p>
+      <w:pPr>
+        <w:rPr>
+          <w:lang w:val="en-US"/>
+        </w:rPr>
+      </w:pPr>
+    </w:p>
+    <w:p>
+      <w:pPr>
+        <w:rPr>
+          <w:lang w:val="en-US"/>
+        </w:rPr>
+      </w:pPr>
+    </w:p>
+    <w:p>
+      <w:pPr>
+        <w:rPr>
+          <w:lang w:val="en-US"/>
+        </w:rPr>
+      </w:pPr>
+    </w:p>
+    <w:p>
+      <w:pPr>
+        <w:rPr>
+          <w:lang w:val="en-US"/>
+        </w:rPr>
+      </w:pPr>
+    </w:p>
+    <w:p>
+      <w:pPr>
+        <w:rPr>
+          <w:lang w:val="en-US"/>
+        </w:rPr>
+      </w:pPr>
+    </w:p>
+    <w:p>
+      <w:pPr>
+        <w:rPr>
+          <w:lang w:val="en-US"/>
+        </w:rPr>
+      </w:pPr>
+    </w:p>
+    <w:p>
+      <w:pPr>
+        <w:rPr>
+          <w:lang w:val="en-US"/>
+        </w:rPr>
+      </w:pPr>
+    </w:p>
+    <w:p>
+      <w:pPr>
+        <w:rPr>
+          <w:lang w:val="en-US"/>
+        </w:rPr>
+      </w:pPr>
+    </w:p>
+    <w:p>
+      <w:r>
+        <w:rPr>
+          <w:lang w:val="en-US"/>
+        </w:rPr>
+        <w:t>⚖</w:t>
       </w:r>
     </w:p>
     <w:p>

--- a/Documentación.docx
+++ b/Documentación.docx
@@ -399,70 +399,6 @@
           <w:lang w:val="en-US"/>
         </w:rPr>
         <w:t>⚖</w:t>
-      </w:r>
-    </w:p>
-    <w:p>
-      <w:r>
-        <w:rPr>
-          <w:lang w:val="en-US"/>
-        </w:rPr>
-        <w:t>💬 DIAPOSITIVA 7: Sección 6 - Agente Conversacional (IA)</w:t>
-      </w:r>
-    </w:p>
-    <w:p>
-      <w:r>
-        <w:rPr>
-          <w:lang w:val="en-US"/>
-        </w:rPr>
-        <w:t>Título: 6. Pregúntale a los Datos (Asistente Virtual)</w:t>
-      </w:r>
-    </w:p>
-    <w:p>
-      <w:r>
-        <w:rPr>
-          <w:lang w:val="en-US"/>
-        </w:rPr>
-        <w:t>Contenido (Copiar y pegar):</w:t>
-      </w:r>
-    </w:p>
-    <w:p>
-      <w:r>
-        <w:rPr>
-          <w:lang w:val="en-US"/>
-        </w:rPr>
-        <w:t>Chat Libre: Consultas en lenguaje natural directamente al dataset del INE sin alucinaciones.</w:t>
-      </w:r>
-    </w:p>
-    <w:p>
-      <w:r>
-        <w:rPr>
-          <w:lang w:val="en-US"/>
-        </w:rPr>
-        <w:t>Botones por Perfil: Accesos rápidos con preguntas pre-cargadas:</w:t>
-      </w:r>
-    </w:p>
-    <w:p>
-      <w:r>
-        <w:rPr>
-          <w:lang w:val="en-US"/>
-        </w:rPr>
-        <w:t>Para Docentes: "¿En qué grado se retiran más estudiantes en mi departamento?"</w:t>
-      </w:r>
-    </w:p>
-    <w:p>
-      <w:r>
-        <w:rPr>
-          <w:lang w:val="en-US"/>
-        </w:rPr>
-        <w:t>Para Supervisores: "¿Cuáles son los 5 municipios con mayor deserción?"</w:t>
-      </w:r>
-    </w:p>
-    <w:p>
-      <w:r>
-        <w:rPr>
-          <w:lang w:val="en-US"/>
-        </w:rPr>
-        <w:t>Respuestas Híbridas: Explicaciones amigables acompañadas de micrográficos dentro del chat.</w:t>
       </w:r>
     </w:p>
     <w:p>

--- a/Documentación.docx
+++ b/Documentación.docx
@@ -332,6 +332,945 @@
     </w:p>
     <w:p>
       <w:pPr>
+        <w:spacing w:before="240" w:after="240"/>
+      </w:pPr>
+      <w:r>
+        <w:rPr>
+          <w:rFonts w:ascii="Calibri" w:eastAsia="Calibri" w:hAnsi="Calibri" w:cs="Calibri"/>
+          <w:lang w:val="en-US"/>
+        </w:rPr>
+        <w:t>¡Listo! Para que el grupo printf("hola mundo"); tenga la documentación técnica impecable en su archivo de Word, aquí tienes el Manual Técnico completo y expandido (incluyendo la lógica del Semáforo de Criticidad, la exportación a PDF/Excel y el sistema para mitigar alucinaciones en la IA). Está en texto plano y limpio para que solo tengas que seleccionarlo, copiarlo y pegarlo directamente en tu documento:</w:t>
+      </w:r>
+    </w:p>
+    <w:p/>
+    <w:p>
+      <w:pPr>
+        <w:spacing w:before="240" w:after="240"/>
+      </w:pPr>
+      <w:r>
+        <w:rPr>
+          <w:rFonts w:ascii="Calibri" w:eastAsia="Calibri" w:hAnsi="Calibri" w:cs="Calibri"/>
+          <w:lang w:val="en-US"/>
+        </w:rPr>
+        <w:t>PARTE 2: MANUAL TÉCNICO COMPLETO Plataforma de Decodificación y Análisis Educativo INE 2024 Desarrollado por el grupo: printf("hola mundo");</w:t>
+      </w:r>
+    </w:p>
+    <w:p>
+      <w:pPr>
+        <w:pStyle w:val="Prrafodelista"/>
+        <w:numPr>
+          <w:ilvl w:val="0"/>
+          <w:numId w:val="4"/>
+        </w:numPr>
+        <w:spacing w:after="0"/>
+        <w:rPr>
+          <w:rFonts w:ascii="Calibri" w:eastAsia="Calibri" w:hAnsi="Calibri" w:cs="Calibri"/>
+          <w:lang w:val="en-US"/>
+        </w:rPr>
+      </w:pPr>
+      <w:r>
+        <w:rPr>
+          <w:rFonts w:ascii="Calibri" w:eastAsia="Calibri" w:hAnsi="Calibri" w:cs="Calibri"/>
+          <w:lang w:val="en-US"/>
+        </w:rPr>
+        <w:t>Arquitectura General del Sistema La aplicación está construida bajo una arquitectura monolítica modular en el lenguaje de programación Python. El sistema utiliza Streamlit como el framework principal para la generación de la interfaz gráfica y los dashboards interactivos. El procesamiento analítico de datos masivos se ejecuta mediante el motor de la librería Pandas, las visualizaciones dinámicas en tiempo real se renderizan con Plotly, y la orquestación del agente conversacional inteligente se gestiona a través de LangChain conectado a Modelos de Lenguaje de Gran Tamaño (LLMs).</w:t>
+      </w:r>
+    </w:p>
+    <w:p>
+      <w:pPr>
+        <w:pStyle w:val="Prrafodelista"/>
+        <w:numPr>
+          <w:ilvl w:val="0"/>
+          <w:numId w:val="4"/>
+        </w:numPr>
+        <w:spacing w:after="0"/>
+        <w:rPr>
+          <w:rFonts w:ascii="Calibri" w:eastAsia="Calibri" w:hAnsi="Calibri" w:cs="Calibri"/>
+          <w:lang w:val="en-US"/>
+        </w:rPr>
+      </w:pPr>
+      <w:r>
+        <w:rPr>
+          <w:rFonts w:ascii="Calibri" w:eastAsia="Calibri" w:hAnsi="Calibri" w:cs="Calibri"/>
+          <w:lang w:val="en-US"/>
+        </w:rPr>
+        <w:t>Estructura del Proyecto y Módulos Core El proyecto sigue una estructura limpia y desacoplada para garantizar la escalabilidad y el mantenimiento del código:</w:t>
+      </w:r>
+    </w:p>
+    <w:p>
+      <w:pPr>
+        <w:pStyle w:val="Prrafodelista"/>
+        <w:numPr>
+          <w:ilvl w:val="0"/>
+          <w:numId w:val="3"/>
+        </w:numPr>
+        <w:spacing w:before="240" w:after="240"/>
+        <w:rPr>
+          <w:rFonts w:ascii="Calibri" w:eastAsia="Calibri" w:hAnsi="Calibri" w:cs="Calibri"/>
+          <w:lang w:val="en-US"/>
+        </w:rPr>
+      </w:pPr>
+      <w:r>
+        <w:rPr>
+          <w:rFonts w:ascii="Calibri" w:eastAsia="Calibri" w:hAnsi="Calibri" w:cs="Calibri"/>
+          <w:lang w:val="en-US"/>
+        </w:rPr>
+        <w:t>app.py: Punto de entrada principal del sistema. Gestiona el enrutamiento de vistas, la configuración estética del dashboard de Streamlit y los componentes de visualización.</w:t>
+      </w:r>
+    </w:p>
+    <w:p>
+      <w:pPr>
+        <w:pStyle w:val="Prrafodelista"/>
+        <w:numPr>
+          <w:ilvl w:val="0"/>
+          <w:numId w:val="3"/>
+        </w:numPr>
+        <w:spacing w:before="240" w:after="240"/>
+        <w:rPr>
+          <w:rFonts w:ascii="Calibri" w:eastAsia="Calibri" w:hAnsi="Calibri" w:cs="Calibri"/>
+          <w:lang w:val="en-US"/>
+        </w:rPr>
+      </w:pPr>
+      <w:r>
+        <w:rPr>
+          <w:rFonts w:ascii="Calibri" w:eastAsia="Calibri" w:hAnsi="Calibri" w:cs="Calibri"/>
+          <w:lang w:val="en-US"/>
+        </w:rPr>
+        <w:t>ingesta.py: Módulo encargado del pipeline de Extracción, Transformación y Carga (ETL). Realiza las operaciones de limpieza y traducción.</w:t>
+      </w:r>
+    </w:p>
+    <w:p>
+      <w:pPr>
+        <w:pStyle w:val="Prrafodelista"/>
+        <w:numPr>
+          <w:ilvl w:val="0"/>
+          <w:numId w:val="3"/>
+        </w:numPr>
+        <w:spacing w:before="240" w:after="240"/>
+        <w:rPr>
+          <w:rFonts w:ascii="Calibri" w:eastAsia="Calibri" w:hAnsi="Calibri" w:cs="Calibri"/>
+          <w:lang w:val="en-US"/>
+        </w:rPr>
+      </w:pPr>
+      <w:r>
+        <w:rPr>
+          <w:rFonts w:ascii="Calibri" w:eastAsia="Calibri" w:hAnsi="Calibri" w:cs="Calibri"/>
+          <w:lang w:val="en-US"/>
+        </w:rPr>
+        <w:t>data/dataset_educacion_2024.csv: Archivo de almacenamiento masivo que contiene las 4,298,887 filas de registros escolares codificados proporcionados por el INE.</w:t>
+      </w:r>
+    </w:p>
+    <w:p>
+      <w:pPr>
+        <w:pStyle w:val="Prrafodelista"/>
+        <w:numPr>
+          <w:ilvl w:val="0"/>
+          <w:numId w:val="3"/>
+        </w:numPr>
+        <w:spacing w:before="240" w:after="240"/>
+        <w:rPr>
+          <w:rFonts w:ascii="Calibri" w:eastAsia="Calibri" w:hAnsi="Calibri" w:cs="Calibri"/>
+          <w:lang w:val="en-US"/>
+        </w:rPr>
+      </w:pPr>
+      <w:r>
+        <w:rPr>
+          <w:rFonts w:ascii="Calibri" w:eastAsia="Calibri" w:hAnsi="Calibri" w:cs="Calibri"/>
+          <w:lang w:val="en-US"/>
+        </w:rPr>
+        <w:t>data/diccionario_variables.json: Catálogo relacional estructurado como un mapa llave-valor para realizar la traducción directa de códigos numéricos a variables de texto humano.</w:t>
+      </w:r>
+    </w:p>
+    <w:p>
+      <w:pPr>
+        <w:pStyle w:val="Prrafodelista"/>
+        <w:numPr>
+          <w:ilvl w:val="0"/>
+          <w:numId w:val="3"/>
+        </w:numPr>
+        <w:spacing w:before="240" w:after="240"/>
+        <w:rPr>
+          <w:rFonts w:ascii="Calibri" w:eastAsia="Calibri" w:hAnsi="Calibri" w:cs="Calibri"/>
+          <w:lang w:val="en-US"/>
+        </w:rPr>
+      </w:pPr>
+      <w:r>
+        <w:rPr>
+          <w:rFonts w:ascii="Calibri" w:eastAsia="Calibri" w:hAnsi="Calibri" w:cs="Calibri"/>
+          <w:lang w:val="en-US"/>
+        </w:rPr>
+        <w:t>requirements.txt: Archivo de texto que declara de manera explícita todas las librerías necesarias con sus respectivas versiones para garantizar la reproducibilidad del entorno.</w:t>
+      </w:r>
+    </w:p>
+    <w:p>
+      <w:pPr>
+        <w:pStyle w:val="Prrafodelista"/>
+        <w:numPr>
+          <w:ilvl w:val="1"/>
+          <w:numId w:val="3"/>
+        </w:numPr>
+        <w:spacing w:after="0"/>
+        <w:rPr>
+          <w:rFonts w:ascii="Calibri" w:eastAsia="Calibri" w:hAnsi="Calibri" w:cs="Calibri"/>
+          <w:lang w:val="en-US"/>
+        </w:rPr>
+      </w:pPr>
+      <w:r>
+        <w:rPr>
+          <w:rFonts w:ascii="Calibri" w:eastAsia="Calibri" w:hAnsi="Calibri" w:cs="Calibri"/>
+          <w:lang w:val="en-US"/>
+        </w:rPr>
+        <w:t>Pipeline de Datos e Ingesta Avanzada (ETL) El procesamiento del dataset masivo (4.2 millones de registros repartidos originalmente en los 22 archivos departamentales) sigue un flujo optimizado en memoria:</w:t>
+      </w:r>
+    </w:p>
+    <w:p>
+      <w:pPr>
+        <w:pStyle w:val="Prrafodelista"/>
+        <w:numPr>
+          <w:ilvl w:val="0"/>
+          <w:numId w:val="3"/>
+        </w:numPr>
+        <w:spacing w:before="240" w:after="240"/>
+        <w:rPr>
+          <w:rFonts w:ascii="Calibri" w:eastAsia="Calibri" w:hAnsi="Calibri" w:cs="Calibri"/>
+          <w:lang w:val="en-US"/>
+        </w:rPr>
+      </w:pPr>
+      <w:r>
+        <w:rPr>
+          <w:rFonts w:ascii="Calibri" w:eastAsia="Calibri" w:hAnsi="Calibri" w:cs="Calibri"/>
+          <w:lang w:val="en-US"/>
+        </w:rPr>
+        <w:t>Carga Eficiente: Uso del método de lectura optimizada de Pandas asignando tipos de datos de categorías específicas a las columnas repetitivas para reducir de forma drástica el consumo de memoria RAM del servidor.</w:t>
+      </w:r>
+    </w:p>
+    <w:p>
+      <w:pPr>
+        <w:pStyle w:val="Prrafodelista"/>
+        <w:numPr>
+          <w:ilvl w:val="0"/>
+          <w:numId w:val="3"/>
+        </w:numPr>
+        <w:spacing w:before="240" w:after="240"/>
+        <w:rPr>
+          <w:rFonts w:ascii="Calibri" w:eastAsia="Calibri" w:hAnsi="Calibri" w:cs="Calibri"/>
+          <w:lang w:val="en-US"/>
+        </w:rPr>
+      </w:pPr>
+      <w:r>
+        <w:rPr>
+          <w:rFonts w:ascii="Calibri" w:eastAsia="Calibri" w:hAnsi="Calibri" w:cs="Calibri"/>
+          <w:lang w:val="en-US"/>
+        </w:rPr>
+        <w:t>Decodificación Dinámica: El módulo lee el archivo JSON de configuración y aplica la función de mapeo directo sobre las columnas. Convierte llaves numéricas en texto plano descriptivo en tiempo real (por ejemplo, interpreta el código de departamento "09" como "Quetzaltenango").</w:t>
+      </w:r>
+    </w:p>
+    <w:p>
+      <w:pPr>
+        <w:pStyle w:val="Prrafodelista"/>
+        <w:numPr>
+          <w:ilvl w:val="0"/>
+          <w:numId w:val="3"/>
+        </w:numPr>
+        <w:spacing w:before="240" w:after="240"/>
+        <w:rPr>
+          <w:rFonts w:ascii="Calibri" w:eastAsia="Calibri" w:hAnsi="Calibri" w:cs="Calibri"/>
+          <w:lang w:val="en-US"/>
+        </w:rPr>
+      </w:pPr>
+      <w:r>
+        <w:rPr>
+          <w:rFonts w:ascii="Calibri" w:eastAsia="Calibri" w:hAnsi="Calibri" w:cs="Calibri"/>
+          <w:lang w:val="en-US"/>
+        </w:rPr>
+        <w:t>Depuración de Registros: Filtra y elimina filas inconsistentes que presenten datos nulos en variables de geolocalización o etnicidad para mantener la fidelidad estadística.</w:t>
+      </w:r>
+    </w:p>
+    <w:p>
+      <w:pPr>
+        <w:pStyle w:val="Prrafodelista"/>
+        <w:numPr>
+          <w:ilvl w:val="0"/>
+          <w:numId w:val="3"/>
+        </w:numPr>
+        <w:spacing w:before="240" w:after="240"/>
+        <w:rPr>
+          <w:rFonts w:ascii="Calibri" w:eastAsia="Calibri" w:hAnsi="Calibri" w:cs="Calibri"/>
+          <w:lang w:val="en-US"/>
+        </w:rPr>
+      </w:pPr>
+      <w:r>
+        <w:rPr>
+          <w:rFonts w:ascii="Calibri" w:eastAsia="Calibri" w:hAnsi="Calibri" w:cs="Calibri"/>
+          <w:lang w:val="en-US"/>
+        </w:rPr>
+        <w:t>Almacenamiento en Caché de Servidor: Implementación del decorador de optimización en memoria caché de Streamlit. Esto evita tener que volver a decodificar los millones de filas cada vez que el usuario presione un botón o aplique un filtro departamental, reduciendo el tiempo de respuesta a milisegundos.</w:t>
+      </w:r>
+    </w:p>
+    <w:p>
+      <w:pPr>
+        <w:pStyle w:val="Prrafodelista"/>
+        <w:numPr>
+          <w:ilvl w:val="1"/>
+          <w:numId w:val="3"/>
+        </w:numPr>
+        <w:spacing w:after="0"/>
+        <w:rPr>
+          <w:rFonts w:ascii="Calibri" w:eastAsia="Calibri" w:hAnsi="Calibri" w:cs="Calibri"/>
+          <w:lang w:val="en-US"/>
+        </w:rPr>
+      </w:pPr>
+      <w:r>
+        <w:rPr>
+          <w:rFonts w:ascii="Calibri" w:eastAsia="Calibri" w:hAnsi="Calibri" w:cs="Calibri"/>
+          <w:lang w:val="en-US"/>
+        </w:rPr>
+        <w:t>Algoritmo de Semáforo y Lógica de Criticidad Para brindar información de alto impacto a supervisores y ONGs, el sistema calcula de manera automática un indicador compuesto a nivel municipal y departamental:</w:t>
+      </w:r>
+    </w:p>
+    <w:p>
+      <w:pPr>
+        <w:pStyle w:val="Prrafodelista"/>
+        <w:numPr>
+          <w:ilvl w:val="0"/>
+          <w:numId w:val="3"/>
+        </w:numPr>
+        <w:spacing w:before="240" w:after="240"/>
+        <w:rPr>
+          <w:rFonts w:ascii="Calibri" w:eastAsia="Calibri" w:hAnsi="Calibri" w:cs="Calibri"/>
+          <w:lang w:val="en-US"/>
+        </w:rPr>
+      </w:pPr>
+      <w:r>
+        <w:rPr>
+          <w:rFonts w:ascii="Calibri" w:eastAsia="Calibri" w:hAnsi="Calibri" w:cs="Calibri"/>
+          <w:lang w:val="en-US"/>
+        </w:rPr>
+        <w:t>Modelo Matemático: El sistema promedia de forma ponderada la Tasa de Retiro Escolar, la Tasa de No Promoción, el Porcentaje de Alumnos Repitentes y la Brecha de Inscripción Rural-Urbana.</w:t>
+      </w:r>
+    </w:p>
+    <w:p>
+      <w:pPr>
+        <w:pStyle w:val="Prrafodelista"/>
+        <w:numPr>
+          <w:ilvl w:val="0"/>
+          <w:numId w:val="3"/>
+        </w:numPr>
+        <w:spacing w:before="240" w:after="240"/>
+        <w:rPr>
+          <w:rFonts w:ascii="Calibri" w:eastAsia="Calibri" w:hAnsi="Calibri" w:cs="Calibri"/>
+          <w:lang w:val="en-US"/>
+        </w:rPr>
+      </w:pPr>
+      <w:r>
+        <w:rPr>
+          <w:rFonts w:ascii="Calibri" w:eastAsia="Calibri" w:hAnsi="Calibri" w:cs="Calibri"/>
+          <w:lang w:val="en-US"/>
+        </w:rPr>
+        <w:t>Módulo Clasificador (Semáforo): Una función lógica en Python clasifica los resultados de cada región dentro de los siguientes umbrales:</w:t>
+      </w:r>
+    </w:p>
+    <w:p>
+      <w:pPr>
+        <w:pStyle w:val="Prrafodelista"/>
+        <w:numPr>
+          <w:ilvl w:val="0"/>
+          <w:numId w:val="3"/>
+        </w:numPr>
+        <w:spacing w:before="240" w:after="240"/>
+        <w:rPr>
+          <w:rFonts w:ascii="Calibri" w:eastAsia="Calibri" w:hAnsi="Calibri" w:cs="Calibri"/>
+          <w:lang w:val="en-US"/>
+        </w:rPr>
+      </w:pPr>
+      <w:r>
+        <w:rPr>
+          <w:rFonts w:ascii="Calibri" w:eastAsia="Calibri" w:hAnsi="Calibri" w:cs="Calibri"/>
+          <w:lang w:val="en-US"/>
+        </w:rPr>
+        <w:t>Verde (Estabilidad): Regiones con indicadores por debajo del promedio nacional histórico.</w:t>
+      </w:r>
+    </w:p>
+    <w:p>
+      <w:pPr>
+        <w:pStyle w:val="Prrafodelista"/>
+        <w:numPr>
+          <w:ilvl w:val="1"/>
+          <w:numId w:val="3"/>
+        </w:numPr>
+        <w:spacing w:after="0"/>
+        <w:rPr>
+          <w:rFonts w:ascii="Calibri" w:eastAsia="Calibri" w:hAnsi="Calibri" w:cs="Calibri"/>
+          <w:lang w:val="en-US"/>
+        </w:rPr>
+      </w:pPr>
+      <w:r>
+        <w:rPr>
+          <w:rFonts w:ascii="Calibri" w:eastAsia="Calibri" w:hAnsi="Calibri" w:cs="Calibri"/>
+          <w:lang w:val="en-US"/>
+        </w:rPr>
+        <w:t>Amarillo (Precaución): Regiones con ligeros incrementos en deserción escolar o repitencia.</w:t>
+      </w:r>
+    </w:p>
+    <w:p>
+      <w:pPr>
+        <w:pStyle w:val="Prrafodelista"/>
+        <w:numPr>
+          <w:ilvl w:val="1"/>
+          <w:numId w:val="3"/>
+        </w:numPr>
+        <w:spacing w:after="0"/>
+        <w:rPr>
+          <w:rFonts w:ascii="Calibri" w:eastAsia="Calibri" w:hAnsi="Calibri" w:cs="Calibri"/>
+          <w:lang w:val="en-US"/>
+        </w:rPr>
+      </w:pPr>
+      <w:r>
+        <w:rPr>
+          <w:rFonts w:ascii="Calibri" w:eastAsia="Calibri" w:hAnsi="Calibri" w:cs="Calibri"/>
+          <w:lang w:val="en-US"/>
+        </w:rPr>
+        <w:t>Rojo (Emergencia): Departamentos o municipios con brechas rurales críticas o repuntes severos de abandono escolar.</w:t>
+      </w:r>
+    </w:p>
+    <w:p>
+      <w:pPr>
+        <w:pStyle w:val="Prrafodelista"/>
+        <w:numPr>
+          <w:ilvl w:val="0"/>
+          <w:numId w:val="3"/>
+        </w:numPr>
+        <w:spacing w:before="240" w:after="240"/>
+        <w:rPr>
+          <w:rFonts w:ascii="Calibri" w:eastAsia="Calibri" w:hAnsi="Calibri" w:cs="Calibri"/>
+          <w:lang w:val="en-US"/>
+        </w:rPr>
+      </w:pPr>
+      <w:r>
+        <w:rPr>
+          <w:rFonts w:ascii="Calibri" w:eastAsia="Calibri" w:hAnsi="Calibri" w:cs="Calibri"/>
+          <w:lang w:val="en-US"/>
+        </w:rPr>
+        <w:t>Alertas en Tiempo Real: El sistema detecta valores atípicos mediante el cálculo de desviaciones estándar en Pandas y dispara de forma automatizada banners visuales informativos en la interfaz cuando encuentra anomalías graves de manera local.</w:t>
+      </w:r>
+    </w:p>
+    <w:p>
+      <w:pPr>
+        <w:pStyle w:val="Prrafodelista"/>
+        <w:numPr>
+          <w:ilvl w:val="1"/>
+          <w:numId w:val="3"/>
+        </w:numPr>
+        <w:spacing w:after="0"/>
+        <w:rPr>
+          <w:rFonts w:ascii="Calibri" w:eastAsia="Calibri" w:hAnsi="Calibri" w:cs="Calibri"/>
+          <w:lang w:val="en-US"/>
+        </w:rPr>
+      </w:pPr>
+      <w:r>
+        <w:rPr>
+          <w:rFonts w:ascii="Calibri" w:eastAsia="Calibri" w:hAnsi="Calibri" w:cs="Calibri"/>
+          <w:lang w:val="en-US"/>
+        </w:rPr>
+        <w:t>Arquitectura del Agente de Inteligencia Artificial El asistente virtual integrado en el chat interactivo procesa las preguntas libres del usuario sin riesgos informáticos:</w:t>
+      </w:r>
+    </w:p>
+    <w:p>
+      <w:pPr>
+        <w:pStyle w:val="Prrafodelista"/>
+        <w:numPr>
+          <w:ilvl w:val="0"/>
+          <w:numId w:val="3"/>
+        </w:numPr>
+        <w:spacing w:before="240" w:after="240"/>
+        <w:rPr>
+          <w:rFonts w:ascii="Calibri" w:eastAsia="Calibri" w:hAnsi="Calibri" w:cs="Calibri"/>
+          <w:lang w:val="en-US"/>
+        </w:rPr>
+      </w:pPr>
+      <w:r>
+        <w:rPr>
+          <w:rFonts w:ascii="Calibri" w:eastAsia="Calibri" w:hAnsi="Calibri" w:cs="Calibri"/>
+          <w:lang w:val="en-US"/>
+        </w:rPr>
+        <w:t>Orquestación en Cadena: Se hace uso de la herramienta Pandas DataFrame Agent provista por LangChain, la cual dota al modelo de lenguaje de la capacidad de interactuar lógicamente con el conjunto de datos cargado.</w:t>
+      </w:r>
+    </w:p>
+    <w:p>
+      <w:pPr>
+        <w:pStyle w:val="Prrafodelista"/>
+        <w:numPr>
+          <w:ilvl w:val="0"/>
+          <w:numId w:val="3"/>
+        </w:numPr>
+        <w:spacing w:before="240" w:after="240"/>
+        <w:rPr>
+          <w:rFonts w:ascii="Calibri" w:eastAsia="Calibri" w:hAnsi="Calibri" w:cs="Calibri"/>
+          <w:lang w:val="en-US"/>
+        </w:rPr>
+      </w:pPr>
+      <w:r>
+        <w:rPr>
+          <w:rFonts w:ascii="Calibri" w:eastAsia="Calibri" w:hAnsi="Calibri" w:cs="Calibri"/>
+          <w:lang w:val="en-US"/>
+        </w:rPr>
+        <w:t>Mitigación Total de Alucinaciones: El LLM es configurado con una temperatura de cero (0.0), volviéndolo un sistema completamente determinista. Adicionalmente, el System Prompt restringe los límites de contexto del agente, obligándolo a responder con un mensaje de desconocimiento si el usuario pregunta algo ajeno a la base de datos de Educación Formal 2024 del INE.</w:t>
+      </w:r>
+    </w:p>
+    <w:p>
+      <w:pPr>
+        <w:pStyle w:val="Prrafodelista"/>
+        <w:numPr>
+          <w:ilvl w:val="0"/>
+          <w:numId w:val="3"/>
+        </w:numPr>
+        <w:spacing w:before="240" w:after="240"/>
+        <w:rPr>
+          <w:rFonts w:ascii="Calibri" w:eastAsia="Calibri" w:hAnsi="Calibri" w:cs="Calibri"/>
+          <w:lang w:val="en-US"/>
+        </w:rPr>
+      </w:pPr>
+      <w:r>
+        <w:rPr>
+          <w:rFonts w:ascii="Calibri" w:eastAsia="Calibri" w:hAnsi="Calibri" w:cs="Calibri"/>
+          <w:lang w:val="en-US"/>
+        </w:rPr>
+        <w:t>Renderizado Híbrido: La salida generada por el agente es analizada sintácticamente por el programa en el backend para mostrar texto tradicional junto con pequeños cuadros con números gigantescos o micrográficos embebidos en el flujo de la conversación.</w:t>
+      </w:r>
+    </w:p>
+    <w:p>
+      <w:pPr>
+        <w:pStyle w:val="Prrafodelista"/>
+        <w:numPr>
+          <w:ilvl w:val="1"/>
+          <w:numId w:val="3"/>
+        </w:numPr>
+        <w:spacing w:after="0"/>
+        <w:rPr>
+          <w:rFonts w:ascii="Calibri" w:eastAsia="Calibri" w:hAnsi="Calibri" w:cs="Calibri"/>
+          <w:lang w:val="en-US"/>
+        </w:rPr>
+      </w:pPr>
+      <w:r>
+        <w:rPr>
+          <w:rFonts w:ascii="Calibri" w:eastAsia="Calibri" w:hAnsi="Calibri" w:cs="Calibri"/>
+          <w:lang w:val="en-US"/>
+        </w:rPr>
+        <w:t>Sistema de Exportación de Datos El proyecto incluye librerías de generación dinámica de documentos (ReportLab para PDF y OpenPyXL para Excel) que permiten al usuario dar un clic en la interfaz y descargar la información compilada de forma externa:</w:t>
+      </w:r>
+    </w:p>
+    <w:p>
+      <w:pPr>
+        <w:pStyle w:val="Prrafodelista"/>
+        <w:numPr>
+          <w:ilvl w:val="0"/>
+          <w:numId w:val="3"/>
+        </w:numPr>
+        <w:spacing w:before="240" w:after="240"/>
+        <w:rPr>
+          <w:rFonts w:ascii="Calibri" w:eastAsia="Calibri" w:hAnsi="Calibri" w:cs="Calibri"/>
+          <w:lang w:val="en-US"/>
+        </w:rPr>
+      </w:pPr>
+      <w:r>
+        <w:rPr>
+          <w:rFonts w:ascii="Calibri" w:eastAsia="Calibri" w:hAnsi="Calibri" w:cs="Calibri"/>
+          <w:lang w:val="en-US"/>
+        </w:rPr>
+        <w:t>Exportador PDF: Un script toma las variables visualizadas, los textos de los insights accionables y el logotipo del equipo, compilando un informe de síntesis de una sola página en formato PDF.</w:t>
+      </w:r>
+    </w:p>
+    <w:p>
+      <w:pPr>
+        <w:pStyle w:val="Prrafodelista"/>
+        <w:numPr>
+          <w:ilvl w:val="0"/>
+          <w:numId w:val="3"/>
+        </w:numPr>
+        <w:spacing w:before="240" w:after="240"/>
+        <w:rPr>
+          <w:rFonts w:ascii="Calibri" w:eastAsia="Calibri" w:hAnsi="Calibri" w:cs="Calibri"/>
+          <w:lang w:val="en-US"/>
+        </w:rPr>
+      </w:pPr>
+      <w:r>
+        <w:rPr>
+          <w:rFonts w:ascii="Calibri" w:eastAsia="Calibri" w:hAnsi="Calibri" w:cs="Calibri"/>
+          <w:lang w:val="en-US"/>
+        </w:rPr>
+        <w:t>Exportador Excel: Extrae la matriz filtrada por departamento desde el DataFrame actual en Pandas y la transforma en una hoja de cálculo limpia, estructurada y sin códigos crudos, lista para auditorías de supervisores.</w:t>
+      </w:r>
+    </w:p>
+    <w:p>
+      <w:pPr>
+        <w:pStyle w:val="Prrafodelista"/>
+        <w:numPr>
+          <w:ilvl w:val="1"/>
+          <w:numId w:val="3"/>
+        </w:numPr>
+        <w:spacing w:after="0"/>
+        <w:rPr>
+          <w:rFonts w:ascii="Calibri" w:eastAsia="Calibri" w:hAnsi="Calibri" w:cs="Calibri"/>
+          <w:lang w:val="en-US"/>
+        </w:rPr>
+      </w:pPr>
+      <w:r>
+        <w:rPr>
+          <w:rFonts w:ascii="Calibri" w:eastAsia="Calibri" w:hAnsi="Calibri" w:cs="Calibri"/>
+          <w:lang w:val="en-US"/>
+        </w:rPr>
+        <w:t>Requisitos del Entorno, Despliegue y Troubleshooting El sistema requiere un entorno estable con Python versión 3.10 o superior y las siguientes dependencias esenciales:</w:t>
+      </w:r>
+    </w:p>
+    <w:p>
+      <w:pPr>
+        <w:pStyle w:val="Prrafodelista"/>
+        <w:numPr>
+          <w:ilvl w:val="0"/>
+          <w:numId w:val="3"/>
+        </w:numPr>
+        <w:spacing w:before="240" w:after="240"/>
+        <w:rPr>
+          <w:rFonts w:ascii="Calibri" w:eastAsia="Calibri" w:hAnsi="Calibri" w:cs="Calibri"/>
+          <w:lang w:val="en-US"/>
+        </w:rPr>
+      </w:pPr>
+      <w:r>
+        <w:rPr>
+          <w:rFonts w:ascii="Calibri" w:eastAsia="Calibri" w:hAnsi="Calibri" w:cs="Calibri"/>
+          <w:lang w:val="en-US"/>
+        </w:rPr>
+        <w:t>streamlit</w:t>
+      </w:r>
+    </w:p>
+    <w:p>
+      <w:pPr>
+        <w:pStyle w:val="Prrafodelista"/>
+        <w:numPr>
+          <w:ilvl w:val="0"/>
+          <w:numId w:val="3"/>
+        </w:numPr>
+        <w:spacing w:before="240" w:after="240"/>
+        <w:rPr>
+          <w:rFonts w:ascii="Calibri" w:eastAsia="Calibri" w:hAnsi="Calibri" w:cs="Calibri"/>
+          <w:lang w:val="en-US"/>
+        </w:rPr>
+      </w:pPr>
+      <w:r>
+        <w:rPr>
+          <w:rFonts w:ascii="Calibri" w:eastAsia="Calibri" w:hAnsi="Calibri" w:cs="Calibri"/>
+          <w:lang w:val="en-US"/>
+        </w:rPr>
+        <w:t>pandas</w:t>
+      </w:r>
+    </w:p>
+    <w:p>
+      <w:pPr>
+        <w:pStyle w:val="Prrafodelista"/>
+        <w:numPr>
+          <w:ilvl w:val="0"/>
+          <w:numId w:val="3"/>
+        </w:numPr>
+        <w:spacing w:before="240" w:after="240"/>
+        <w:rPr>
+          <w:rFonts w:ascii="Calibri" w:eastAsia="Calibri" w:hAnsi="Calibri" w:cs="Calibri"/>
+          <w:lang w:val="en-US"/>
+        </w:rPr>
+      </w:pPr>
+      <w:r>
+        <w:rPr>
+          <w:rFonts w:ascii="Calibri" w:eastAsia="Calibri" w:hAnsi="Calibri" w:cs="Calibri"/>
+          <w:lang w:val="en-US"/>
+        </w:rPr>
+        <w:t>plotly</w:t>
+      </w:r>
+    </w:p>
+    <w:p>
+      <w:pPr>
+        <w:pStyle w:val="Prrafodelista"/>
+        <w:numPr>
+          <w:ilvl w:val="0"/>
+          <w:numId w:val="3"/>
+        </w:numPr>
+        <w:spacing w:before="240" w:after="240"/>
+        <w:rPr>
+          <w:rFonts w:ascii="Calibri" w:eastAsia="Calibri" w:hAnsi="Calibri" w:cs="Calibri"/>
+          <w:lang w:val="en-US"/>
+        </w:rPr>
+      </w:pPr>
+      <w:r>
+        <w:rPr>
+          <w:rFonts w:ascii="Calibri" w:eastAsia="Calibri" w:hAnsi="Calibri" w:cs="Calibri"/>
+          <w:lang w:val="en-US"/>
+        </w:rPr>
+        <w:t>langchain</w:t>
+      </w:r>
+    </w:p>
+    <w:p>
+      <w:pPr>
+        <w:pStyle w:val="Prrafodelista"/>
+        <w:numPr>
+          <w:ilvl w:val="0"/>
+          <w:numId w:val="3"/>
+        </w:numPr>
+        <w:spacing w:before="240" w:after="240"/>
+        <w:rPr>
+          <w:rFonts w:ascii="Calibri" w:eastAsia="Calibri" w:hAnsi="Calibri" w:cs="Calibri"/>
+          <w:lang w:val="en-US"/>
+        </w:rPr>
+      </w:pPr>
+      <w:r>
+        <w:rPr>
+          <w:rFonts w:ascii="Calibri" w:eastAsia="Calibri" w:hAnsi="Calibri" w:cs="Calibri"/>
+          <w:lang w:val="en-US"/>
+        </w:rPr>
+        <w:t>langchain-experimental</w:t>
+      </w:r>
+    </w:p>
+    <w:p>
+      <w:pPr>
+        <w:pStyle w:val="Prrafodelista"/>
+        <w:numPr>
+          <w:ilvl w:val="0"/>
+          <w:numId w:val="3"/>
+        </w:numPr>
+        <w:spacing w:before="240" w:after="240"/>
+        <w:rPr>
+          <w:rFonts w:ascii="Calibri" w:eastAsia="Calibri" w:hAnsi="Calibri" w:cs="Calibri"/>
+          <w:lang w:val="en-US"/>
+        </w:rPr>
+      </w:pPr>
+      <w:r>
+        <w:rPr>
+          <w:rFonts w:ascii="Calibri" w:eastAsia="Calibri" w:hAnsi="Calibri" w:cs="Calibri"/>
+          <w:lang w:val="en-US"/>
+        </w:rPr>
+        <w:t>reportlab</w:t>
+      </w:r>
+    </w:p>
+    <w:p>
+      <w:pPr>
+        <w:pStyle w:val="Prrafodelista"/>
+        <w:numPr>
+          <w:ilvl w:val="0"/>
+          <w:numId w:val="3"/>
+        </w:numPr>
+        <w:spacing w:before="240" w:after="240"/>
+        <w:rPr>
+          <w:rFonts w:ascii="Calibri" w:eastAsia="Calibri" w:hAnsi="Calibri" w:cs="Calibri"/>
+          <w:lang w:val="en-US"/>
+        </w:rPr>
+      </w:pPr>
+      <w:r>
+        <w:rPr>
+          <w:rFonts w:ascii="Calibri" w:eastAsia="Calibri" w:hAnsi="Calibri" w:cs="Calibri"/>
+          <w:lang w:val="en-US"/>
+        </w:rPr>
+        <w:t>openpyxl</w:t>
+      </w:r>
+    </w:p>
+    <w:p>
+      <w:pPr>
+        <w:spacing w:before="240" w:after="240"/>
+      </w:pPr>
+      <w:r>
+        <w:rPr>
+          <w:rFonts w:ascii="Calibri" w:eastAsia="Calibri" w:hAnsi="Calibri" w:cs="Calibri"/>
+          <w:lang w:val="en-US"/>
+        </w:rPr>
+        <w:t>Manejo de Errores Comunes (Troubleshooting):</w:t>
+      </w:r>
+    </w:p>
+    <w:p>
+      <w:pPr>
+        <w:pStyle w:val="Prrafodelista"/>
+        <w:numPr>
+          <w:ilvl w:val="0"/>
+          <w:numId w:val="2"/>
+        </w:numPr>
+        <w:spacing w:after="0"/>
+        <w:rPr>
+          <w:rFonts w:ascii="Calibri" w:eastAsia="Calibri" w:hAnsi="Calibri" w:cs="Calibri"/>
+          <w:lang w:val="en-US"/>
+        </w:rPr>
+      </w:pPr>
+      <w:r>
+        <w:rPr>
+          <w:rFonts w:ascii="Calibri" w:eastAsia="Calibri" w:hAnsi="Calibri" w:cs="Calibri"/>
+          <w:lang w:val="en-US"/>
+        </w:rPr>
+        <w:t>Error por Ausencia de Dataset: Ocurre si el archivo .csv no se encuentra en el directorio raíz. Asegurarse de ejecutar la aplicación desde la carpeta donde residen las dependencias principales.</w:t>
+      </w:r>
+    </w:p>
+    <w:p>
+      <w:pPr>
+        <w:pStyle w:val="Prrafodelista"/>
+        <w:numPr>
+          <w:ilvl w:val="0"/>
+          <w:numId w:val="2"/>
+        </w:numPr>
+        <w:spacing w:after="0"/>
+        <w:rPr>
+          <w:rFonts w:ascii="Calibri" w:eastAsia="Calibri" w:hAnsi="Calibri" w:cs="Calibri"/>
+          <w:lang w:val="en-US"/>
+        </w:rPr>
+      </w:pPr>
+      <w:r>
+        <w:rPr>
+          <w:rFonts w:ascii="Calibri" w:eastAsia="Calibri" w:hAnsi="Calibri" w:cs="Calibri"/>
+          <w:lang w:val="en-US"/>
+        </w:rPr>
+        <w:t>Códigos Fuera del Catálogo: En caso de que el INE incorpore un nuevo municipio o código imprevisto, la función de ingesta maneja el error mediante un método de reemplazo automatizado que asigna el texto "Código No Registrado" en lugar de congelar la carga de la aplicación.</w:t>
+      </w:r>
+    </w:p>
+    <w:p>
+      <w:pPr>
+        <w:pStyle w:val="Prrafodelista"/>
+        <w:numPr>
+          <w:ilvl w:val="0"/>
+          <w:numId w:val="2"/>
+        </w:numPr>
+        <w:spacing w:after="0"/>
+        <w:rPr>
+          <w:rFonts w:ascii="Calibri" w:eastAsia="Calibri" w:hAnsi="Calibri" w:cs="Calibri"/>
+          <w:lang w:val="en-US"/>
+        </w:rPr>
+      </w:pPr>
+      <w:r>
+        <w:rPr>
+          <w:rFonts w:ascii="Calibri" w:eastAsia="Calibri" w:hAnsi="Calibri" w:cs="Calibri"/>
+          <w:lang w:val="en-US"/>
+        </w:rPr>
+        <w:t>Fallos en la Conexión de IA: Si el chat no responde, validar que las credenciales de la API Key estén inyectadas de forma segura dentro de las variables de entorno del servidor o en los secretos de la plataforma de nube seleccionada.</w:t>
+      </w:r>
+    </w:p>
+    <w:p/>
+    <w:p>
+      <w:pPr>
+        <w:spacing w:before="240" w:after="240"/>
+      </w:pPr>
+      <w:r>
+        <w:rPr>
+          <w:rFonts w:ascii="Calibri" w:eastAsia="Calibri" w:hAnsi="Calibri" w:cs="Calibri"/>
+          <w:lang w:val="en-US"/>
+        </w:rPr>
+        <w:t>(Nota importante para el equipo: Recuerden que este manual técnico cubre específicamente las bases y el desarrollo del prototipo de datos para el hackatón de Inteligencia Artificial con los millones de filas del censo escolar). [1, 2] ¿Qué te gustaría preparar ahora para seguir avanzando?</w:t>
+      </w:r>
+    </w:p>
+    <w:p>
+      <w:pPr>
+        <w:pStyle w:val="Prrafodelista"/>
+        <w:numPr>
+          <w:ilvl w:val="0"/>
+          <w:numId w:val="1"/>
+        </w:numPr>
+        <w:spacing w:after="0"/>
+        <w:rPr>
+          <w:rFonts w:ascii="Calibri" w:eastAsia="Calibri" w:hAnsi="Calibri" w:cs="Calibri"/>
+          <w:lang w:val="en-US"/>
+        </w:rPr>
+      </w:pPr>
+      <w:r>
+        <w:rPr>
+          <w:rFonts w:ascii="Calibri" w:eastAsia="Calibri" w:hAnsi="Calibri" w:cs="Calibri"/>
+          <w:lang w:val="en-US"/>
+        </w:rPr>
+        <w:t>¿Quieres que armemos un guion de exposición rápido (Pitch) de 3 minutos en este mismo formato de texto plano para copiar y pegar?</w:t>
+      </w:r>
+    </w:p>
+    <w:p>
+      <w:pPr>
+        <w:pStyle w:val="Prrafodelista"/>
+        <w:numPr>
+          <w:ilvl w:val="0"/>
+          <w:numId w:val="1"/>
+        </w:numPr>
+        <w:spacing w:after="0"/>
+        <w:rPr>
+          <w:rFonts w:ascii="Calibri" w:eastAsia="Calibri" w:hAnsi="Calibri" w:cs="Calibri"/>
+          <w:lang w:val="en-US"/>
+        </w:rPr>
+      </w:pPr>
+      <w:r>
+        <w:rPr>
+          <w:rFonts w:ascii="Calibri" w:eastAsia="Calibri" w:hAnsi="Calibri" w:cs="Calibri"/>
+          <w:lang w:val="en-US"/>
+        </w:rPr>
+        <w:t>¿O prefieres que hagamos la lista de las preguntas difíciles que hacen los jueces de informática para ensayar tus respuestas?</w:t>
+      </w:r>
+    </w:p>
+    <w:p>
+      <w:pPr>
+        <w:spacing w:before="240" w:after="240"/>
+      </w:pPr>
+      <w:r>
+        <w:rPr>
+          <w:rFonts w:ascii="Calibri" w:eastAsia="Calibri" w:hAnsi="Calibri" w:cs="Calibri"/>
+          <w:lang w:val="en-US"/>
+        </w:rPr>
+        <w:t>Dime si prefieres que te pase el guion de exposición limpio o si prefieres revisar las preguntas trampa del jurado para asegurar la victoria de printf("hola mundo");.</w:t>
+      </w:r>
+    </w:p>
+    <w:p>
+      <w:pPr>
+        <w:spacing w:before="240" w:after="240"/>
+      </w:pPr>
+      <w:r>
+        <w:rPr>
+          <w:rFonts w:ascii="Calibri" w:eastAsia="Calibri" w:hAnsi="Calibri" w:cs="Calibri"/>
+          <w:lang w:val="en-US"/>
+        </w:rPr>
+        <w:t xml:space="preserve">[1] </w:t>
+      </w:r>
+      <w:hyperlink r:id="rId7">
+        <w:r>
+          <w:rPr>
+            <w:rStyle w:val="Hipervnculo"/>
+            <w:lang w:val="en-US"/>
+          </w:rPr>
+          <w:t>https://mail.google.com</w:t>
+        </w:r>
+      </w:hyperlink>
+      <w:r>
+        <w:rPr>
+          <w:rFonts w:ascii="Calibri" w:eastAsia="Calibri" w:hAnsi="Calibri" w:cs="Calibri"/>
+          <w:lang w:val="en-US"/>
+        </w:rPr>
+        <w:t xml:space="preserve"> [2] </w:t>
+      </w:r>
+      <w:hyperlink r:id="rId8">
+        <w:r>
+          <w:rPr>
+            <w:rStyle w:val="Hipervnculo"/>
+            <w:lang w:val="en-US"/>
+          </w:rPr>
+          <w:t>https://mail.google.com</w:t>
+        </w:r>
+      </w:hyperlink>
+    </w:p>
+    <w:p>
+      <w:pPr>
+        <w:rPr>
+          <w:lang w:val="en-US"/>
+        </w:rPr>
+      </w:pPr>
+    </w:p>
+    <w:p>
+      <w:pPr>
+        <w:rPr>
+          <w:lang w:val="en-US"/>
+        </w:rPr>
+      </w:pPr>
+    </w:p>
+    <w:p>
+      <w:pPr>
+        <w:rPr>
+          <w:lang w:val="en-US"/>
+        </w:rPr>
+      </w:pPr>
+    </w:p>
+    <w:p>
+      <w:pPr>
         <w:rPr>
           <w:lang w:val="en-US"/>
         </w:rPr>
@@ -406,86 +1345,6 @@
         <w:rPr>
           <w:lang w:val="en-US"/>
         </w:rPr>
-        <w:t>Nota visual en Canva: Añade un icono de un robot o una burbuja de chat flotante.</w:t>
-      </w:r>
-    </w:p>
-    <w:p>
-      <w:r>
-        <w:rPr>
-          <w:lang w:val="en-US"/>
-        </w:rPr>
-        <w:t>💡 Pasos rápidos para hacerlo en Canva:</w:t>
-      </w:r>
-    </w:p>
-    <w:p>
-      <w:r>
-        <w:rPr>
-          <w:lang w:val="en-US"/>
-        </w:rPr>
-        <w:t>Abre Canva.</w:t>
-      </w:r>
-    </w:p>
-    <w:p>
-      <w:r>
-        <w:rPr>
-          <w:lang w:val="en-US"/>
-        </w:rPr>
-        <w:t>Haz clic en Crear un diseño y elige Presentación (16:9).</w:t>
-      </w:r>
-    </w:p>
-    <w:p>
-      <w:r>
-        <w:rPr>
-          <w:lang w:val="en-US"/>
-        </w:rPr>
-        <w:t>En la barra izquierda, busca plantillas usando palabras clave como: "Tecnología", "Educación" o "Dashboard corporativo".</w:t>
-      </w:r>
-    </w:p>
-    <w:p>
-      <w:r>
-        <w:rPr>
-          <w:lang w:val="en-US"/>
-        </w:rPr>
-        <w:t>Añade 7 páginas y copia el texto de cada diapositiva que te acabo de dar.</w:t>
-      </w:r>
-    </w:p>
-    <w:p>
-      <w:r>
-        <w:rPr>
-          <w:lang w:val="en-US"/>
-        </w:rPr>
-        <w:t>Dime si prefieres que te ayude con alguna otra cosa:</w:t>
-      </w:r>
-    </w:p>
-    <w:p>
-      <w:r>
-        <w:rPr>
-          <w:lang w:val="en-US"/>
-        </w:rPr>
-        <w:t>¿Quieres que te dé consejos para los colores y fuentes que combinen mejor con el tema del INE?</w:t>
-      </w:r>
-    </w:p>
-    <w:p>
-      <w:r>
-        <w:rPr>
-          <w:lang w:val="en-US"/>
-        </w:rPr>
-        <w:t>¿O prefieres que revisemos el Manual Técnico por si también lo debes incluir?</w:t>
-      </w:r>
-    </w:p>
-    <w:p>
-      <w:r>
-        <w:rPr>
-          <w:lang w:val="en-US"/>
-        </w:rPr>
-        <w:t>Probar sin personalización</w:t>
-      </w:r>
-    </w:p>
-    <w:p>
-      <w:r>
-        <w:rPr>
-          <w:lang w:val="en-US"/>
-        </w:rPr>
         <w:t xml:space="preserve"> </w:t>
       </w:r>
     </w:p>
@@ -514,157 +1373,6 @@
       </w:r>
     </w:p>
     <w:p>
-      <w:r>
-        <w:rPr>
-          <w:lang w:val="en-US"/>
-        </w:rPr>
-        <w:t>¡Qué gran nombre para el grupo! printf "hola mundo"; es la firma clásica de cualquier programador e ingeniero en sistemas. Tomando en cuenta la identidad de su equipo, la presentación en Canva debe verse limpia, moderna y con un sutil toque tecnológico.</w:t>
-      </w:r>
-    </w:p>
-    <w:p>
-      <w:r>
-        <w:rPr>
-          <w:lang w:val="en-US"/>
-        </w:rPr>
-        <w:t>Para que lo tengan listo de una vez, aquí tienes el diseño de la Diapositiva de Portada con el nombre de su grupo y unas recomendaciones ideales de diseño en Canva:</w:t>
-      </w:r>
-    </w:p>
-    <w:p>
-      <w:r>
-        <w:rPr>
-          <w:lang w:val="en-US"/>
-        </w:rPr>
-        <w:t>🖥️ DIAPOSITIVA 1: Portada (Actualizada)</w:t>
-      </w:r>
-    </w:p>
-    <w:p>
-      <w:r>
-        <w:rPr>
-          <w:lang w:val="en-US"/>
-        </w:rPr>
-        <w:t>Título Principal: Plataforma de Visualización y Acción Educativa</w:t>
-      </w:r>
-    </w:p>
-    <w:p>
-      <w:r>
-        <w:rPr>
-          <w:lang w:val="en-US"/>
-        </w:rPr>
-        <w:t>Subtítulo: Manual de Usuario - Dataset INE 2024</w:t>
-      </w:r>
-    </w:p>
-    <w:p>
-      <w:r>
-        <w:rPr>
-          <w:lang w:val="en-US"/>
-        </w:rPr>
-        <w:t>Equipo / Desarrollador: Proyecto por: printf("hola mundo");</w:t>
-      </w:r>
-    </w:p>
-    <w:p>
-      <w:r>
-        <w:rPr>
-          <w:lang w:val="en-US"/>
-        </w:rPr>
-        <w:t>Nota visual en Canva: Busquen una plantilla que use un fondo oscuro (azul marino o negro mate) con letras en blanco y verde neón o azul cian. Esto simula una consola de código de programación y hará que el nombre de su grupo resalte muchísimo ante los jueces.</w:t>
-      </w:r>
-    </w:p>
-    <w:p>
-      <w:r>
-        <w:rPr>
-          <w:lang w:val="en-US"/>
-        </w:rPr>
-        <w:t>🎨 Paleta de colores recomendada para buscar en Canva:</w:t>
-      </w:r>
-    </w:p>
-    <w:p>
-      <w:r>
-        <w:rPr>
-          <w:lang w:val="en-US"/>
-        </w:rPr>
-        <w:t>Colores primarios: Azul oscuro (#0f172a) o Gris Oxford (#1e293b) para los fondos.</w:t>
-      </w:r>
-    </w:p>
-    <w:p>
-      <w:r>
-        <w:rPr>
-          <w:lang w:val="en-US"/>
-        </w:rPr>
-        <w:t>Colores de contraste (Código): Verde brillante (#22c55e) o Turquesa (#06b6d4) para los títulos y los semáforos en rojo/amarillo cuando copien las siguientes diapositivas.</w:t>
-      </w:r>
-    </w:p>
-    <w:p>
-      <w:r>
-        <w:rPr>
-          <w:lang w:val="en-US"/>
-        </w:rPr>
-        <w:t>Tipografía en Canva: Busquen fuentes limpias y modernas como Roboto, Inter, o una de estilo código como Courier New o Fira Code para los subtítulos.</w:t>
-      </w:r>
-    </w:p>
-    <w:p>
-      <w:r>
-        <w:rPr>
-          <w:lang w:val="en-US"/>
-        </w:rPr>
-        <w:t>Con la portada lista, ya pueden ir pegando las 6 diapositivas del Manual de Usuario que les armé en el mensaje de arriba.</w:t>
-      </w:r>
-    </w:p>
-    <w:p>
-      <w:r>
-        <w:rPr>
-          <w:lang w:val="en-US"/>
-        </w:rPr>
-        <w:t>¿Deseas que preparemos también las diapositivas para el Manual Técnico adaptadas a este estilo de programación del grupo o prefieres que revisemos el guion final de su exposición?</w:t>
-      </w:r>
-    </w:p>
-    <w:p>
-      <w:r>
-        <w:rPr>
-          <w:lang w:val="en-US"/>
-        </w:rPr>
-        <w:t>Probar sin personalización</w:t>
-      </w:r>
-    </w:p>
-    <w:p>
-      <w:pPr>
-        <w:rPr>
-          <w:lang w:val="en-US"/>
-        </w:rPr>
-      </w:pPr>
-    </w:p>
-    <w:p>
-      <w:r>
-        <w:rPr>
-          <w:lang w:val="en-US"/>
-        </w:rPr>
-        <w:t xml:space="preserve"> </w:t>
-      </w:r>
-    </w:p>
-    <w:p>
-      <w:r>
-        <w:rPr>
-          <w:lang w:val="en-US"/>
-        </w:rPr>
-        <w:t xml:space="preserve"> </w:t>
-      </w:r>
-    </w:p>
-    <w:p>
-      <w:r>
-        <w:rPr>
-          <w:lang w:val="en-US"/>
-        </w:rPr>
-        <w:t xml:space="preserve"> </w:t>
-      </w:r>
-    </w:p>
-    <w:p>
-      <w:r>
-        <w:rPr>
-          <w:lang w:val="en-US"/>
-        </w:rPr>
-        <w:t xml:space="preserve"> </w:t>
-      </w:r>
-    </w:p>
-    <w:p>
       <w:pPr>
         <w:rPr>
           <w:lang w:val="en-US"/>
@@ -672,8 +1380,8 @@
       </w:pPr>
     </w:p>
     <w:sectPr>
-      <w:headerReference w:type="default" r:id="rId6"/>
-      <w:footerReference w:type="default" r:id="rId7"/>
+      <w:headerReference w:type="default" r:id="rId9"/>
+      <w:footerReference w:type="default" r:id="rId10"/>
       <w:pgSz w:w="12240" w:h="15840" w:code="1"/>
       <w:pgMar w:top="1440" w:right="1440" w:bottom="1440" w:left="1440" w:header="709" w:footer="709" w:gutter="0"/>
       <w:cols w:space="708"/>
@@ -837,6 +1545,448 @@
   </w:tbl>
   <w:p/>
 </w:hdr>
+</file>
+
+<file path=word/numbering.xml><?xml version="1.0" encoding="utf-8"?>
+<w:numbering xmlns:wpc="http://schemas.microsoft.com/office/word/2010/wordprocessingCanvas" xmlns:cx="http://schemas.microsoft.com/office/drawing/2014/chartex" xmlns:cx1="http://schemas.microsoft.com/office/drawing/2015/9/8/chartex" xmlns:cx2="http://schemas.microsoft.com/office/drawing/2015/10/21/chartex" xmlns:cx3="http://schemas.microsoft.com/office/drawing/2016/5/9/chartex" xmlns:cx4="http://schemas.microsoft.com/office/drawing/2016/5/10/chartex" xmlns:cx5="http://schemas.microsoft.com/office/drawing/2016/5/11/chartex" xmlns:cx6="http://schemas.microsoft.com/office/drawing/2016/5/12/chartex" xmlns:cx7="http://schemas.microsoft.com/office/drawing/2016/5/13/chartex" xmlns:cx8="http://schemas.microsoft.com/office/drawing/2016/5/14/chartex" xmlns:mc="http://schemas.openxmlformats.org/markup-compatibility/2006" xmlns:aink="http://schemas.microsoft.com/office/drawing/2016/ink" xmlns:am3d="http://schemas.microsoft.com/office/drawing/2017/model3d" xmlns:o="urn:schemas-microsoft-com:office:office" xmlns:oel="http://schemas.microsoft.com/office/2019/extlst" xmlns:r="http://schemas.openxmlformats.org/officeDocument/2006/relationships" xmlns:m="http://schemas.openxmlformats.org/officeDocument/2006/math" xmlns:v="urn:schemas-microsoft-com:vml" xmlns:wp14="http://schemas.microsoft.com/office/word/2010/wordprocessingDrawing" xmlns:wp="http://schemas.openxmlformats.org/drawingml/2006/wordprocessingDrawing" xmlns:w10="urn:schemas-microsoft-com:office:word" xmlns:w="http://schemas.openxmlformats.org/wordprocessingml/2006/main" xmlns:w14="http://schemas.microsoft.com/office/word/2010/wordml" xmlns:w15="http://schemas.microsoft.com/office/word/2012/wordml" xmlns:w16cex="http://schemas.microsoft.com/office/word/2018/wordml/cex" xmlns:w16cid="http://schemas.microsoft.com/office/word/2016/wordml/cid" xmlns:w16="http://schemas.microsoft.com/office/word/2018/wordml" xmlns:w16du="http://schemas.microsoft.com/office/word/2023/wordml/word16du" xmlns:w16sdtdh="http://schemas.microsoft.com/office/word/2020/wordml/sdtdatahash" xmlns:w16sdtfl="http://schemas.microsoft.com/office/word/2024/wordml/sdtformatlock" xmlns:w16se="http://schemas.microsoft.com/office/word/2015/wordml/symex" xmlns:wpg="http://schemas.microsoft.com/office/word/2010/wordprocessingGroup" xmlns:wpi="http://schemas.microsoft.com/office/word/2010/wordprocessingInk" xmlns:wne="http://schemas.microsoft.com/office/word/2006/wordml" xmlns:wps="http://schemas.microsoft.com/office/word/2010/wordprocessingShape" mc:Ignorable="w14 w15 w16se w16cid w16 w16cex w16sdtdh w16sdtfl w16du wp14">
+  <w:abstractNum w:abstractNumId="0" w15:restartNumberingAfterBreak="0">
+    <w:nsid w:val="16306923"/>
+    <w:multiLevelType w:val="hybridMultilevel"/>
+    <w:tmpl w:val="FFFFFFFF"/>
+    <w:lvl w:ilvl="0" w:tplc="9B7C76DE">
+      <w:start w:val="1"/>
+      <w:numFmt w:val="bullet"/>
+      <w:lvlText w:val=""/>
+      <w:lvlJc w:val="left"/>
+      <w:pPr>
+        <w:ind w:left="720" w:hanging="360"/>
+      </w:pPr>
+      <w:rPr>
+        <w:rFonts w:ascii="Symbol" w:hAnsi="Symbol" w:hint="default"/>
+      </w:rPr>
+    </w:lvl>
+    <w:lvl w:ilvl="1" w:tplc="B9987AF4">
+      <w:start w:val="1"/>
+      <w:numFmt w:val="bullet"/>
+      <w:lvlText w:val="o"/>
+      <w:lvlJc w:val="left"/>
+      <w:pPr>
+        <w:ind w:left="1440" w:hanging="360"/>
+      </w:pPr>
+      <w:rPr>
+        <w:rFonts w:ascii="Courier New" w:hAnsi="Courier New" w:hint="default"/>
+      </w:rPr>
+    </w:lvl>
+    <w:lvl w:ilvl="2" w:tplc="7BC6EBAC">
+      <w:start w:val="1"/>
+      <w:numFmt w:val="bullet"/>
+      <w:lvlText w:val=""/>
+      <w:lvlJc w:val="left"/>
+      <w:pPr>
+        <w:ind w:left="2160" w:hanging="360"/>
+      </w:pPr>
+      <w:rPr>
+        <w:rFonts w:ascii="Wingdings" w:hAnsi="Wingdings" w:hint="default"/>
+      </w:rPr>
+    </w:lvl>
+    <w:lvl w:ilvl="3" w:tplc="C3B22506">
+      <w:start w:val="1"/>
+      <w:numFmt w:val="bullet"/>
+      <w:lvlText w:val=""/>
+      <w:lvlJc w:val="left"/>
+      <w:pPr>
+        <w:ind w:left="2880" w:hanging="360"/>
+      </w:pPr>
+      <w:rPr>
+        <w:rFonts w:ascii="Symbol" w:hAnsi="Symbol" w:hint="default"/>
+      </w:rPr>
+    </w:lvl>
+    <w:lvl w:ilvl="4" w:tplc="CD76E2A2">
+      <w:start w:val="1"/>
+      <w:numFmt w:val="bullet"/>
+      <w:lvlText w:val="o"/>
+      <w:lvlJc w:val="left"/>
+      <w:pPr>
+        <w:ind w:left="3600" w:hanging="360"/>
+      </w:pPr>
+      <w:rPr>
+        <w:rFonts w:ascii="Courier New" w:hAnsi="Courier New" w:hint="default"/>
+      </w:rPr>
+    </w:lvl>
+    <w:lvl w:ilvl="5" w:tplc="DFFA1700">
+      <w:start w:val="1"/>
+      <w:numFmt w:val="bullet"/>
+      <w:lvlText w:val=""/>
+      <w:lvlJc w:val="left"/>
+      <w:pPr>
+        <w:ind w:left="4320" w:hanging="360"/>
+      </w:pPr>
+      <w:rPr>
+        <w:rFonts w:ascii="Wingdings" w:hAnsi="Wingdings" w:hint="default"/>
+      </w:rPr>
+    </w:lvl>
+    <w:lvl w:ilvl="6" w:tplc="BAA253BC">
+      <w:start w:val="1"/>
+      <w:numFmt w:val="bullet"/>
+      <w:lvlText w:val=""/>
+      <w:lvlJc w:val="left"/>
+      <w:pPr>
+        <w:ind w:left="5040" w:hanging="360"/>
+      </w:pPr>
+      <w:rPr>
+        <w:rFonts w:ascii="Symbol" w:hAnsi="Symbol" w:hint="default"/>
+      </w:rPr>
+    </w:lvl>
+    <w:lvl w:ilvl="7" w:tplc="E37EDF4C">
+      <w:start w:val="1"/>
+      <w:numFmt w:val="bullet"/>
+      <w:lvlText w:val="o"/>
+      <w:lvlJc w:val="left"/>
+      <w:pPr>
+        <w:ind w:left="5760" w:hanging="360"/>
+      </w:pPr>
+      <w:rPr>
+        <w:rFonts w:ascii="Courier New" w:hAnsi="Courier New" w:hint="default"/>
+      </w:rPr>
+    </w:lvl>
+    <w:lvl w:ilvl="8" w:tplc="DFE2907C">
+      <w:start w:val="1"/>
+      <w:numFmt w:val="bullet"/>
+      <w:lvlText w:val=""/>
+      <w:lvlJc w:val="left"/>
+      <w:pPr>
+        <w:ind w:left="6480" w:hanging="360"/>
+      </w:pPr>
+      <w:rPr>
+        <w:rFonts w:ascii="Wingdings" w:hAnsi="Wingdings" w:hint="default"/>
+      </w:rPr>
+    </w:lvl>
+  </w:abstractNum>
+  <w:abstractNum w:abstractNumId="1" w15:restartNumberingAfterBreak="0">
+    <w:nsid w:val="3C38872D"/>
+    <w:multiLevelType w:val="hybridMultilevel"/>
+    <w:tmpl w:val="FFFFFFFF"/>
+    <w:lvl w:ilvl="0" w:tplc="15024FD6">
+      <w:start w:val="1"/>
+      <w:numFmt w:val="decimal"/>
+      <w:lvlText w:val="%1."/>
+      <w:lvlJc w:val="left"/>
+      <w:pPr>
+        <w:ind w:left="720" w:hanging="360"/>
+      </w:pPr>
+    </w:lvl>
+    <w:lvl w:ilvl="1" w:tplc="4B2AFBC2">
+      <w:start w:val="1"/>
+      <w:numFmt w:val="lowerLetter"/>
+      <w:lvlText w:val="%2."/>
+      <w:lvlJc w:val="left"/>
+      <w:pPr>
+        <w:ind w:left="1440" w:hanging="360"/>
+      </w:pPr>
+    </w:lvl>
+    <w:lvl w:ilvl="2" w:tplc="E654D796">
+      <w:start w:val="1"/>
+      <w:numFmt w:val="lowerRoman"/>
+      <w:lvlText w:val="%3."/>
+      <w:lvlJc w:val="right"/>
+      <w:pPr>
+        <w:ind w:left="2160" w:hanging="180"/>
+      </w:pPr>
+    </w:lvl>
+    <w:lvl w:ilvl="3" w:tplc="15C6C9DC">
+      <w:start w:val="1"/>
+      <w:numFmt w:val="decimal"/>
+      <w:lvlText w:val="%4."/>
+      <w:lvlJc w:val="left"/>
+      <w:pPr>
+        <w:ind w:left="2880" w:hanging="360"/>
+      </w:pPr>
+    </w:lvl>
+    <w:lvl w:ilvl="4" w:tplc="8EA493B6">
+      <w:start w:val="1"/>
+      <w:numFmt w:val="lowerLetter"/>
+      <w:lvlText w:val="%5."/>
+      <w:lvlJc w:val="left"/>
+      <w:pPr>
+        <w:ind w:left="3600" w:hanging="360"/>
+      </w:pPr>
+    </w:lvl>
+    <w:lvl w:ilvl="5" w:tplc="4880D5E8">
+      <w:start w:val="1"/>
+      <w:numFmt w:val="lowerRoman"/>
+      <w:lvlText w:val="%6."/>
+      <w:lvlJc w:val="right"/>
+      <w:pPr>
+        <w:ind w:left="4320" w:hanging="180"/>
+      </w:pPr>
+    </w:lvl>
+    <w:lvl w:ilvl="6" w:tplc="D12C2A40">
+      <w:start w:val="1"/>
+      <w:numFmt w:val="decimal"/>
+      <w:lvlText w:val="%7."/>
+      <w:lvlJc w:val="left"/>
+      <w:pPr>
+        <w:ind w:left="5040" w:hanging="360"/>
+      </w:pPr>
+    </w:lvl>
+    <w:lvl w:ilvl="7" w:tplc="2E863858">
+      <w:start w:val="1"/>
+      <w:numFmt w:val="lowerLetter"/>
+      <w:lvlText w:val="%8."/>
+      <w:lvlJc w:val="left"/>
+      <w:pPr>
+        <w:ind w:left="5760" w:hanging="360"/>
+      </w:pPr>
+    </w:lvl>
+    <w:lvl w:ilvl="8" w:tplc="D284C4A6">
+      <w:start w:val="1"/>
+      <w:numFmt w:val="lowerRoman"/>
+      <w:lvlText w:val="%9."/>
+      <w:lvlJc w:val="right"/>
+      <w:pPr>
+        <w:ind w:left="6480" w:hanging="180"/>
+      </w:pPr>
+    </w:lvl>
+  </w:abstractNum>
+  <w:abstractNum w:abstractNumId="2" w15:restartNumberingAfterBreak="0">
+    <w:nsid w:val="47139265"/>
+    <w:multiLevelType w:val="hybridMultilevel"/>
+    <w:tmpl w:val="FFFFFFFF"/>
+    <w:lvl w:ilvl="0" w:tplc="E9808F40">
+      <w:start w:val="1"/>
+      <w:numFmt w:val="bullet"/>
+      <w:lvlText w:val=""/>
+      <w:lvlJc w:val="left"/>
+      <w:pPr>
+        <w:ind w:left="720" w:hanging="360"/>
+      </w:pPr>
+      <w:rPr>
+        <w:rFonts w:ascii="Symbol" w:hAnsi="Symbol" w:hint="default"/>
+      </w:rPr>
+    </w:lvl>
+    <w:lvl w:ilvl="1" w:tplc="111237D0">
+      <w:start w:val="1"/>
+      <w:numFmt w:val="bullet"/>
+      <w:lvlText w:val="o"/>
+      <w:lvlJc w:val="left"/>
+      <w:pPr>
+        <w:ind w:left="1440" w:hanging="360"/>
+      </w:pPr>
+      <w:rPr>
+        <w:rFonts w:ascii="Courier New" w:hAnsi="Courier New" w:hint="default"/>
+      </w:rPr>
+    </w:lvl>
+    <w:lvl w:ilvl="2" w:tplc="8B7E04A6">
+      <w:start w:val="1"/>
+      <w:numFmt w:val="bullet"/>
+      <w:lvlText w:val=""/>
+      <w:lvlJc w:val="left"/>
+      <w:pPr>
+        <w:ind w:left="2160" w:hanging="360"/>
+      </w:pPr>
+      <w:rPr>
+        <w:rFonts w:ascii="Wingdings" w:hAnsi="Wingdings" w:hint="default"/>
+      </w:rPr>
+    </w:lvl>
+    <w:lvl w:ilvl="3" w:tplc="8C841212">
+      <w:start w:val="1"/>
+      <w:numFmt w:val="bullet"/>
+      <w:lvlText w:val=""/>
+      <w:lvlJc w:val="left"/>
+      <w:pPr>
+        <w:ind w:left="2880" w:hanging="360"/>
+      </w:pPr>
+      <w:rPr>
+        <w:rFonts w:ascii="Symbol" w:hAnsi="Symbol" w:hint="default"/>
+      </w:rPr>
+    </w:lvl>
+    <w:lvl w:ilvl="4" w:tplc="9F701C96">
+      <w:start w:val="1"/>
+      <w:numFmt w:val="bullet"/>
+      <w:lvlText w:val="o"/>
+      <w:lvlJc w:val="left"/>
+      <w:pPr>
+        <w:ind w:left="3600" w:hanging="360"/>
+      </w:pPr>
+      <w:rPr>
+        <w:rFonts w:ascii="Courier New" w:hAnsi="Courier New" w:hint="default"/>
+      </w:rPr>
+    </w:lvl>
+    <w:lvl w:ilvl="5" w:tplc="F688564E">
+      <w:start w:val="1"/>
+      <w:numFmt w:val="bullet"/>
+      <w:lvlText w:val=""/>
+      <w:lvlJc w:val="left"/>
+      <w:pPr>
+        <w:ind w:left="4320" w:hanging="360"/>
+      </w:pPr>
+      <w:rPr>
+        <w:rFonts w:ascii="Wingdings" w:hAnsi="Wingdings" w:hint="default"/>
+      </w:rPr>
+    </w:lvl>
+    <w:lvl w:ilvl="6" w:tplc="4B3E187A">
+      <w:start w:val="1"/>
+      <w:numFmt w:val="bullet"/>
+      <w:lvlText w:val=""/>
+      <w:lvlJc w:val="left"/>
+      <w:pPr>
+        <w:ind w:left="5040" w:hanging="360"/>
+      </w:pPr>
+      <w:rPr>
+        <w:rFonts w:ascii="Symbol" w:hAnsi="Symbol" w:hint="default"/>
+      </w:rPr>
+    </w:lvl>
+    <w:lvl w:ilvl="7" w:tplc="6418468C">
+      <w:start w:val="1"/>
+      <w:numFmt w:val="bullet"/>
+      <w:lvlText w:val="o"/>
+      <w:lvlJc w:val="left"/>
+      <w:pPr>
+        <w:ind w:left="5760" w:hanging="360"/>
+      </w:pPr>
+      <w:rPr>
+        <w:rFonts w:ascii="Courier New" w:hAnsi="Courier New" w:hint="default"/>
+      </w:rPr>
+    </w:lvl>
+    <w:lvl w:ilvl="8" w:tplc="BCEAF9B4">
+      <w:start w:val="1"/>
+      <w:numFmt w:val="bullet"/>
+      <w:lvlText w:val=""/>
+      <w:lvlJc w:val="left"/>
+      <w:pPr>
+        <w:ind w:left="6480" w:hanging="360"/>
+      </w:pPr>
+      <w:rPr>
+        <w:rFonts w:ascii="Wingdings" w:hAnsi="Wingdings" w:hint="default"/>
+      </w:rPr>
+    </w:lvl>
+  </w:abstractNum>
+  <w:abstractNum w:abstractNumId="3" w15:restartNumberingAfterBreak="0">
+    <w:nsid w:val="5A935BA7"/>
+    <w:multiLevelType w:val="hybridMultilevel"/>
+    <w:tmpl w:val="FFFFFFFF"/>
+    <w:lvl w:ilvl="0" w:tplc="181E88E4">
+      <w:start w:val="1"/>
+      <w:numFmt w:val="bullet"/>
+      <w:lvlText w:val=""/>
+      <w:lvlJc w:val="left"/>
+      <w:pPr>
+        <w:ind w:left="720" w:hanging="360"/>
+      </w:pPr>
+      <w:rPr>
+        <w:rFonts w:ascii="Symbol" w:hAnsi="Symbol" w:hint="default"/>
+      </w:rPr>
+    </w:lvl>
+    <w:lvl w:ilvl="1" w:tplc="1B26ED5E">
+      <w:start w:val="1"/>
+      <w:numFmt w:val="bullet"/>
+      <w:lvlText w:val="o"/>
+      <w:lvlJc w:val="left"/>
+      <w:pPr>
+        <w:ind w:left="1440" w:hanging="360"/>
+      </w:pPr>
+      <w:rPr>
+        <w:rFonts w:ascii="Courier New" w:hAnsi="Courier New" w:hint="default"/>
+      </w:rPr>
+    </w:lvl>
+    <w:lvl w:ilvl="2" w:tplc="CFB8865E">
+      <w:start w:val="1"/>
+      <w:numFmt w:val="bullet"/>
+      <w:lvlText w:val=""/>
+      <w:lvlJc w:val="left"/>
+      <w:pPr>
+        <w:ind w:left="2160" w:hanging="360"/>
+      </w:pPr>
+      <w:rPr>
+        <w:rFonts w:ascii="Wingdings" w:hAnsi="Wingdings" w:hint="default"/>
+      </w:rPr>
+    </w:lvl>
+    <w:lvl w:ilvl="3" w:tplc="34949D74">
+      <w:start w:val="1"/>
+      <w:numFmt w:val="bullet"/>
+      <w:lvlText w:val=""/>
+      <w:lvlJc w:val="left"/>
+      <w:pPr>
+        <w:ind w:left="2880" w:hanging="360"/>
+      </w:pPr>
+      <w:rPr>
+        <w:rFonts w:ascii="Symbol" w:hAnsi="Symbol" w:hint="default"/>
+      </w:rPr>
+    </w:lvl>
+    <w:lvl w:ilvl="4" w:tplc="F05EE04A">
+      <w:start w:val="1"/>
+      <w:numFmt w:val="bullet"/>
+      <w:lvlText w:val="o"/>
+      <w:lvlJc w:val="left"/>
+      <w:pPr>
+        <w:ind w:left="3600" w:hanging="360"/>
+      </w:pPr>
+      <w:rPr>
+        <w:rFonts w:ascii="Courier New" w:hAnsi="Courier New" w:hint="default"/>
+      </w:rPr>
+    </w:lvl>
+    <w:lvl w:ilvl="5" w:tplc="3B6E4A64">
+      <w:start w:val="1"/>
+      <w:numFmt w:val="bullet"/>
+      <w:lvlText w:val=""/>
+      <w:lvlJc w:val="left"/>
+      <w:pPr>
+        <w:ind w:left="4320" w:hanging="360"/>
+      </w:pPr>
+      <w:rPr>
+        <w:rFonts w:ascii="Wingdings" w:hAnsi="Wingdings" w:hint="default"/>
+      </w:rPr>
+    </w:lvl>
+    <w:lvl w:ilvl="6" w:tplc="434ACDAC">
+      <w:start w:val="1"/>
+      <w:numFmt w:val="bullet"/>
+      <w:lvlText w:val=""/>
+      <w:lvlJc w:val="left"/>
+      <w:pPr>
+        <w:ind w:left="5040" w:hanging="360"/>
+      </w:pPr>
+      <w:rPr>
+        <w:rFonts w:ascii="Symbol" w:hAnsi="Symbol" w:hint="default"/>
+      </w:rPr>
+    </w:lvl>
+    <w:lvl w:ilvl="7" w:tplc="D7C8CF74">
+      <w:start w:val="1"/>
+      <w:numFmt w:val="bullet"/>
+      <w:lvlText w:val="o"/>
+      <w:lvlJc w:val="left"/>
+      <w:pPr>
+        <w:ind w:left="5760" w:hanging="360"/>
+      </w:pPr>
+      <w:rPr>
+        <w:rFonts w:ascii="Courier New" w:hAnsi="Courier New" w:hint="default"/>
+      </w:rPr>
+    </w:lvl>
+    <w:lvl w:ilvl="8" w:tplc="3A1A86A4">
+      <w:start w:val="1"/>
+      <w:numFmt w:val="bullet"/>
+      <w:lvlText w:val=""/>
+      <w:lvlJc w:val="left"/>
+      <w:pPr>
+        <w:ind w:left="6480" w:hanging="360"/>
+      </w:pPr>
+      <w:rPr>
+        <w:rFonts w:ascii="Wingdings" w:hAnsi="Wingdings" w:hint="default"/>
+      </w:rPr>
+    </w:lvl>
+  </w:abstractNum>
+  <w:num w:numId="1" w16cid:durableId="1290936909">
+    <w:abstractNumId w:val="3"/>
+  </w:num>
+  <w:num w:numId="2" w16cid:durableId="1083721388">
+    <w:abstractNumId w:val="0"/>
+  </w:num>
+  <w:num w:numId="3" w16cid:durableId="1502231871">
+    <w:abstractNumId w:val="2"/>
+  </w:num>
+  <w:num w:numId="4" w16cid:durableId="59446763">
+    <w:abstractNumId w:val="1"/>
+  </w:num>
+</w:numbering>
 </file>
 
 <file path=word/styles.xml><?xml version="1.0" encoding="utf-8"?>
@@ -1823,6 +2973,17 @@
       </w:tblBorders>
     </w:tblPr>
   </w:style>
+  <w:style w:type="character" w:styleId="Hipervnculo">
+    <w:name w:val="Hyperlink"/>
+    <w:basedOn w:val="Fuentedeprrafopredeter"/>
+    <w:uiPriority w:val="99"/>
+    <w:unhideWhenUsed/>
+    <w:rsid w:val="00703DD8"/>
+    <w:rPr>
+      <w:color w:val="0563C1"/>
+      <w:u w:val="single"/>
+    </w:rPr>
+  </w:style>
 </w:styles>
 </file>
 

--- a/Documentación.docx
+++ b/Documentación.docx
@@ -330,6 +330,7 @@
         </w:rPr>
       </w:pPr>
     </w:p>
+    <w:p/>
     <w:p>
       <w:pPr>
         <w:spacing w:before="240" w:after="240"/>
@@ -339,20 +340,7 @@
           <w:rFonts w:ascii="Calibri" w:eastAsia="Calibri" w:hAnsi="Calibri" w:cs="Calibri"/>
           <w:lang w:val="en-US"/>
         </w:rPr>
-        <w:t>¡Listo! Para que el grupo printf("hola mundo"); tenga la documentación técnica impecable en su archivo de Word, aquí tienes el Manual Técnico completo y expandido (incluyendo la lógica del Semáforo de Criticidad, la exportación a PDF/Excel y el sistema para mitigar alucinaciones en la IA). Está en texto plano y limpio para que solo tengas que seleccionarlo, copiarlo y pegarlo directamente en tu documento:</w:t>
-      </w:r>
-    </w:p>
-    <w:p/>
-    <w:p>
-      <w:pPr>
-        <w:spacing w:before="240" w:after="240"/>
-      </w:pPr>
-      <w:r>
-        <w:rPr>
-          <w:rFonts w:ascii="Calibri" w:eastAsia="Calibri" w:hAnsi="Calibri" w:cs="Calibri"/>
-          <w:lang w:val="en-US"/>
-        </w:rPr>
-        <w:t>PARTE 2: MANUAL TÉCNICO COMPLETO Plataforma de Decodificación y Análisis Educativo INE 2024 Desarrollado por el grupo: printf("hola mundo");</w:t>
+        <w:t xml:space="preserve"> </w:t>
       </w:r>
     </w:p>
     <w:p>
@@ -363,17 +351,41 @@
           <w:numId w:val="4"/>
         </w:numPr>
         <w:spacing w:after="0"/>
-        <w:rPr>
-          <w:rFonts w:ascii="Calibri" w:eastAsia="Calibri" w:hAnsi="Calibri" w:cs="Calibri"/>
-          <w:lang w:val="en-US"/>
-        </w:rPr>
-      </w:pPr>
-      <w:r>
-        <w:rPr>
-          <w:rFonts w:ascii="Calibri" w:eastAsia="Calibri" w:hAnsi="Calibri" w:cs="Calibri"/>
-          <w:lang w:val="en-US"/>
-        </w:rPr>
-        <w:t>Arquitectura General del Sistema La aplicación está construida bajo una arquitectura monolítica modular en el lenguaje de programación Python. El sistema utiliza Streamlit como el framework principal para la generación de la interfaz gráfica y los dashboards interactivos. El procesamiento analítico de datos masivos se ejecuta mediante el motor de la librería Pandas, las visualizaciones dinámicas en tiempo real se renderizan con Plotly, y la orquestación del agente conversacional inteligente se gestiona a través de LangChain conectado a Modelos de Lenguaje de Gran Tamaño (LLMs).</w:t>
+      </w:pPr>
+      <w:r>
+        <w:rPr>
+          <w:rFonts w:ascii="Calibri" w:eastAsia="Calibri" w:hAnsi="Calibri" w:cs="Calibri"/>
+          <w:lang w:val="en-US"/>
+        </w:rPr>
+        <w:t xml:space="preserve">Arquitectura General del Sistema La aplicación está construida bajo una arquitectura monolítica </w:t>
+      </w:r>
+      <w:r>
+        <w:rPr>
+          <w:rFonts w:ascii="Calibri" w:eastAsia="Calibri" w:hAnsi="Calibri" w:cs="Calibri"/>
+          <w:lang w:val="en-US"/>
+        </w:rPr>
+        <w:t>MANUAL TÉCNICO COMPLETO Plataforma de Decodificación y Análisis Educativo INE 2024 Desarrollado por el grupo: printf("hola mundo");</w:t>
+      </w:r>
+    </w:p>
+    <w:p>
+      <w:pPr>
+        <w:pStyle w:val="Prrafodelista"/>
+        <w:numPr>
+          <w:ilvl w:val="0"/>
+          <w:numId w:val="4"/>
+        </w:numPr>
+        <w:spacing w:after="0"/>
+        <w:rPr>
+          <w:rFonts w:ascii="Calibri" w:eastAsia="Calibri" w:hAnsi="Calibri" w:cs="Calibri"/>
+          <w:lang w:val="en-US"/>
+        </w:rPr>
+      </w:pPr>
+      <w:r>
+        <w:rPr>
+          <w:rFonts w:ascii="Calibri" w:eastAsia="Calibri" w:hAnsi="Calibri" w:cs="Calibri"/>
+          <w:lang w:val="en-US"/>
+        </w:rPr>
+        <w:t>modular en el lenguaje de programación Python. El sistema utiliza Streamlit como el framework principal para la generación de la interfaz gráfica y los dashboards interactivos. El procesamiento analítico de datos masivos se ejecuta mediante el motor de la librería Pandas, las visualizaciones dinámicas en tiempo real se renderizan con Plotly, y la orquestación del agente conversacional inteligente se gestiona a través de LangChain conectado a Modelos de Lenguaje de Gran Tamaño (LLMs).</w:t>
       </w:r>
     </w:p>
     <w:p>

--- a/Documentación.docx
+++ b/Documentación.docx
@@ -340,7 +340,7 @@
           <w:rFonts w:ascii="Calibri" w:eastAsia="Calibri" w:hAnsi="Calibri" w:cs="Calibri"/>
           <w:lang w:val="en-US"/>
         </w:rPr>
-        <w:t xml:space="preserve"> </w:t>
+        <w:t xml:space="preserve"> MANUAL TÉCNICO COMPLETO Plataforma de Decodificación y Análisis Educativo INE 2024 Desarrollado por el grupo: printf("hola mundo");</w:t>
       </w:r>
     </w:p>
     <w:p>
@@ -351,20 +351,17 @@
           <w:numId w:val="4"/>
         </w:numPr>
         <w:spacing w:after="0"/>
-      </w:pPr>
-      <w:r>
-        <w:rPr>
-          <w:rFonts w:ascii="Calibri" w:eastAsia="Calibri" w:hAnsi="Calibri" w:cs="Calibri"/>
-          <w:lang w:val="en-US"/>
-        </w:rPr>
-        <w:t xml:space="preserve">Arquitectura General del Sistema La aplicación está construida bajo una arquitectura monolítica </w:t>
-      </w:r>
-      <w:r>
-        <w:rPr>
-          <w:rFonts w:ascii="Calibri" w:eastAsia="Calibri" w:hAnsi="Calibri" w:cs="Calibri"/>
-          <w:lang w:val="en-US"/>
-        </w:rPr>
-        <w:t>MANUAL TÉCNICO COMPLETO Plataforma de Decodificación y Análisis Educativo INE 2024 Desarrollado por el grupo: printf("hola mundo");</w:t>
+        <w:rPr>
+          <w:rFonts w:ascii="Calibri" w:eastAsia="Calibri" w:hAnsi="Calibri" w:cs="Calibri"/>
+          <w:lang w:val="en-US"/>
+        </w:rPr>
+      </w:pPr>
+      <w:r>
+        <w:rPr>
+          <w:rFonts w:ascii="Calibri" w:eastAsia="Calibri" w:hAnsi="Calibri" w:cs="Calibri"/>
+          <w:lang w:val="en-US"/>
+        </w:rPr>
+        <w:t>Arquitectura General del Sistema La aplicación está construida bajo una arquitectura monolítica modular en el lenguaje de programación Python. El sistema utiliza Streamlit como el framework principal para la generación de la interfaz gráfica y los dashboards interactivos. El procesamiento analítico de datos masivos se ejecuta mediante el motor de la librería Pandas, las visualizaciones dinámicas en tiempo real se renderizan con Plotly, y la orquestación del agente conversacional inteligente se gestiona a través de LangChain conectado a Modelos de Lenguaje de Gran Tamaño (LLMs).</w:t>
       </w:r>
     </w:p>
     <w:p>
@@ -385,27 +382,6 @@
           <w:rFonts w:ascii="Calibri" w:eastAsia="Calibri" w:hAnsi="Calibri" w:cs="Calibri"/>
           <w:lang w:val="en-US"/>
         </w:rPr>
-        <w:t>modular en el lenguaje de programación Python. El sistema utiliza Streamlit como el framework principal para la generación de la interfaz gráfica y los dashboards interactivos. El procesamiento analítico de datos masivos se ejecuta mediante el motor de la librería Pandas, las visualizaciones dinámicas en tiempo real se renderizan con Plotly, y la orquestación del agente conversacional inteligente se gestiona a través de LangChain conectado a Modelos de Lenguaje de Gran Tamaño (LLMs).</w:t>
-      </w:r>
-    </w:p>
-    <w:p>
-      <w:pPr>
-        <w:pStyle w:val="Prrafodelista"/>
-        <w:numPr>
-          <w:ilvl w:val="0"/>
-          <w:numId w:val="4"/>
-        </w:numPr>
-        <w:spacing w:after="0"/>
-        <w:rPr>
-          <w:rFonts w:ascii="Calibri" w:eastAsia="Calibri" w:hAnsi="Calibri" w:cs="Calibri"/>
-          <w:lang w:val="en-US"/>
-        </w:rPr>
-      </w:pPr>
-      <w:r>
-        <w:rPr>
-          <w:rFonts w:ascii="Calibri" w:eastAsia="Calibri" w:hAnsi="Calibri" w:cs="Calibri"/>
-          <w:lang w:val="en-US"/>
-        </w:rPr>
         <w:t>Estructura del Proyecto y Módulos Core El proyecto sigue una estructura limpia y desacoplada para garantizar la escalabilidad y el mantenimiento del código:</w:t>
       </w:r>
     </w:p>
@@ -1159,109 +1135,6 @@
     <w:p/>
     <w:p>
       <w:pPr>
-        <w:spacing w:before="240" w:after="240"/>
-      </w:pPr>
-      <w:r>
-        <w:rPr>
-          <w:rFonts w:ascii="Calibri" w:eastAsia="Calibri" w:hAnsi="Calibri" w:cs="Calibri"/>
-          <w:lang w:val="en-US"/>
-        </w:rPr>
-        <w:t>(Nota importante para el equipo: Recuerden que este manual técnico cubre específicamente las bases y el desarrollo del prototipo de datos para el hackatón de Inteligencia Artificial con los millones de filas del censo escolar). [1, 2] ¿Qué te gustaría preparar ahora para seguir avanzando?</w:t>
-      </w:r>
-    </w:p>
-    <w:p>
-      <w:pPr>
-        <w:pStyle w:val="Prrafodelista"/>
-        <w:numPr>
-          <w:ilvl w:val="0"/>
-          <w:numId w:val="1"/>
-        </w:numPr>
-        <w:spacing w:after="0"/>
-        <w:rPr>
-          <w:rFonts w:ascii="Calibri" w:eastAsia="Calibri" w:hAnsi="Calibri" w:cs="Calibri"/>
-          <w:lang w:val="en-US"/>
-        </w:rPr>
-      </w:pPr>
-      <w:r>
-        <w:rPr>
-          <w:rFonts w:ascii="Calibri" w:eastAsia="Calibri" w:hAnsi="Calibri" w:cs="Calibri"/>
-          <w:lang w:val="en-US"/>
-        </w:rPr>
-        <w:t>¿Quieres que armemos un guion de exposición rápido (Pitch) de 3 minutos en este mismo formato de texto plano para copiar y pegar?</w:t>
-      </w:r>
-    </w:p>
-    <w:p>
-      <w:pPr>
-        <w:pStyle w:val="Prrafodelista"/>
-        <w:numPr>
-          <w:ilvl w:val="0"/>
-          <w:numId w:val="1"/>
-        </w:numPr>
-        <w:spacing w:after="0"/>
-        <w:rPr>
-          <w:rFonts w:ascii="Calibri" w:eastAsia="Calibri" w:hAnsi="Calibri" w:cs="Calibri"/>
-          <w:lang w:val="en-US"/>
-        </w:rPr>
-      </w:pPr>
-      <w:r>
-        <w:rPr>
-          <w:rFonts w:ascii="Calibri" w:eastAsia="Calibri" w:hAnsi="Calibri" w:cs="Calibri"/>
-          <w:lang w:val="en-US"/>
-        </w:rPr>
-        <w:t>¿O prefieres que hagamos la lista de las preguntas difíciles que hacen los jueces de informática para ensayar tus respuestas?</w:t>
-      </w:r>
-    </w:p>
-    <w:p>
-      <w:pPr>
-        <w:spacing w:before="240" w:after="240"/>
-      </w:pPr>
-      <w:r>
-        <w:rPr>
-          <w:rFonts w:ascii="Calibri" w:eastAsia="Calibri" w:hAnsi="Calibri" w:cs="Calibri"/>
-          <w:lang w:val="en-US"/>
-        </w:rPr>
-        <w:t>Dime si prefieres que te pase el guion de exposición limpio o si prefieres revisar las preguntas trampa del jurado para asegurar la victoria de printf("hola mundo");.</w:t>
-      </w:r>
-    </w:p>
-    <w:p>
-      <w:pPr>
-        <w:spacing w:before="240" w:after="240"/>
-      </w:pPr>
-      <w:r>
-        <w:rPr>
-          <w:rFonts w:ascii="Calibri" w:eastAsia="Calibri" w:hAnsi="Calibri" w:cs="Calibri"/>
-          <w:lang w:val="en-US"/>
-        </w:rPr>
-        <w:t xml:space="preserve">[1] </w:t>
-      </w:r>
-      <w:hyperlink r:id="rId7">
-        <w:r>
-          <w:rPr>
-            <w:rStyle w:val="Hipervnculo"/>
-            <w:lang w:val="en-US"/>
-          </w:rPr>
-          <w:t>https://mail.google.com</w:t>
-        </w:r>
-      </w:hyperlink>
-      <w:r>
-        <w:rPr>
-          <w:rFonts w:ascii="Calibri" w:eastAsia="Calibri" w:hAnsi="Calibri" w:cs="Calibri"/>
-          <w:lang w:val="en-US"/>
-        </w:rPr>
-        <w:t xml:space="preserve"> [2] </w:t>
-      </w:r>
-      <w:hyperlink r:id="rId8">
-        <w:r>
-          <w:rPr>
-            <w:rStyle w:val="Hipervnculo"/>
-            <w:lang w:val="en-US"/>
-          </w:rPr>
-          <w:t>https://mail.google.com</w:t>
-        </w:r>
-      </w:hyperlink>
-    </w:p>
-    <w:p>
-      <w:pPr>
         <w:rPr>
           <w:lang w:val="en-US"/>
         </w:rPr>
@@ -1392,8 +1265,8 @@
       </w:pPr>
     </w:p>
     <w:sectPr>
-      <w:headerReference w:type="default" r:id="rId9"/>
-      <w:footerReference w:type="default" r:id="rId10"/>
+      <w:headerReference w:type="default" r:id="rId7"/>
+      <w:footerReference w:type="default" r:id="rId8"/>
       <w:pgSz w:w="12240" w:h="15840" w:code="1"/>
       <w:pgMar w:top="1440" w:right="1440" w:bottom="1440" w:left="1440" w:header="709" w:footer="709" w:gutter="0"/>
       <w:cols w:space="708"/>
